--- a/static/templates-se2026/bapp_termin1_pml_se2026.docx
+++ b/static/templates-se2026/bapp_termin1_pml_se2026.docx
@@ -944,43 +944,46 @@
                 <w:szCs w:val="24"/>
               </w:rPr>
               <w:t>PIHAK KEDUA,</w:t>
-            </w:r>
-          </w:p>
-          <w:p>
-            <w:pPr>
-              <w:rPr>
-                <w:rFonts w:ascii="Bookman Old Style" w:eastAsia="Bookman Old Style" w:hAnsi="Bookman Old Style" w:cs="Bookman Old Style"/>
-                <w:sz w:val="24"/>
-                <w:szCs w:val="24"/>
-              </w:rPr>
-            </w:pPr>
-          </w:p>
-          <w:p>
-            <w:pPr>
-              <w:jc w:val="center"/>
-              <w:rPr>
-                <w:rFonts w:ascii="Bookman Old Style" w:eastAsia="Bookman Old Style" w:hAnsi="Bookman Old Style" w:cs="Bookman Old Style"/>
-                <w:sz w:val="24"/>
-                <w:szCs w:val="24"/>
-              </w:rPr>
-            </w:pPr>
-          </w:p>
-          <w:p>
-            <w:pPr>
-              <w:jc w:val="center"/>
-              <w:rPr>
-                <w:rFonts w:ascii="Bookman Old Style" w:eastAsia="Bookman Old Style" w:hAnsi="Bookman Old Style" w:cs="Bookman Old Style"/>
-                <w:sz w:val="24"/>
-                <w:szCs w:val="24"/>
-              </w:rPr>
-            </w:pPr>
-            <w:r>
-              <w:rPr>
-                <w:rFonts w:ascii="Bookman Old Style" w:eastAsia="Bookman Old Style" w:hAnsi="Bookman Old Style" w:cs="Bookman Old Style"/>
-                <w:sz w:val="24"/>
-                <w:szCs w:val="24"/>
-              </w:rPr>
-              <w:t>(.........................................)</w:t>
+              <w:br/>
+              <w:br/>
+              <w:br/>
+              <w:t>${nama_petugas}</w:t>
+            </w:r>
+          </w:p>
+          <w:p>
+            <w:pPr>
+              <w:rPr>
+                <w:rFonts w:ascii="Bookman Old Style" w:eastAsia="Bookman Old Style" w:hAnsi="Bookman Old Style" w:cs="Bookman Old Style"/>
+                <w:sz w:val="24"/>
+                <w:szCs w:val="24"/>
+              </w:rPr>
+            </w:pPr>
+          </w:p>
+          <w:p>
+            <w:pPr>
+              <w:jc w:val="center"/>
+              <w:rPr>
+                <w:rFonts w:ascii="Bookman Old Style" w:eastAsia="Bookman Old Style" w:hAnsi="Bookman Old Style" w:cs="Bookman Old Style"/>
+                <w:sz w:val="24"/>
+                <w:szCs w:val="24"/>
+              </w:rPr>
+            </w:pPr>
+          </w:p>
+          <w:p>
+            <w:pPr>
+              <w:jc w:val="center"/>
+              <w:rPr>
+                <w:rFonts w:ascii="Bookman Old Style" w:eastAsia="Bookman Old Style" w:hAnsi="Bookman Old Style" w:cs="Bookman Old Style"/>
+                <w:sz w:val="24"/>
+                <w:szCs w:val="24"/>
+              </w:rPr>
+            </w:pPr>
+            <w:r>
+              <w:rPr>
+                <w:rFonts w:ascii="Bookman Old Style" w:eastAsia="Bookman Old Style" w:hAnsi="Bookman Old Style" w:cs="Bookman Old Style"/>
+                <w:sz w:val="24"/>
+                <w:szCs w:val="24"/>
+              </w:rPr>
             </w:r>
           </w:p>
         </w:tc>
@@ -1010,43 +1013,46 @@
                 <w:szCs w:val="24"/>
               </w:rPr>
               <w:t>PIHAK PERTAMA,</w:t>
-            </w:r>
-          </w:p>
-          <w:p>
-            <w:pPr>
-              <w:rPr>
-                <w:rFonts w:ascii="Bookman Old Style" w:eastAsia="Bookman Old Style" w:hAnsi="Bookman Old Style" w:cs="Bookman Old Style"/>
-                <w:sz w:val="24"/>
-                <w:szCs w:val="24"/>
-              </w:rPr>
-            </w:pPr>
-          </w:p>
-          <w:p>
-            <w:pPr>
-              <w:jc w:val="center"/>
-              <w:rPr>
-                <w:rFonts w:ascii="Bookman Old Style" w:eastAsia="Bookman Old Style" w:hAnsi="Bookman Old Style" w:cs="Bookman Old Style"/>
-                <w:sz w:val="24"/>
-                <w:szCs w:val="24"/>
-              </w:rPr>
-            </w:pPr>
-          </w:p>
-          <w:p>
-            <w:pPr>
-              <w:jc w:val="center"/>
-              <w:rPr>
-                <w:rFonts w:ascii="Bookman Old Style" w:eastAsia="Bookman Old Style" w:hAnsi="Bookman Old Style" w:cs="Bookman Old Style"/>
-                <w:sz w:val="24"/>
-                <w:szCs w:val="24"/>
-              </w:rPr>
-            </w:pPr>
-            <w:r>
-              <w:rPr>
-                <w:rFonts w:ascii="Bookman Old Style" w:eastAsia="Bookman Old Style" w:hAnsi="Bookman Old Style" w:cs="Bookman Old Style"/>
-                <w:sz w:val="24"/>
-                <w:szCs w:val="24"/>
-              </w:rPr>
-              <w:t>(.........................................)</w:t>
+              <w:br/>
+              <w:br/>
+              <w:br/>
+              <w:t>${nama_ketua_tim}</w:t>
+            </w:r>
+          </w:p>
+          <w:p>
+            <w:pPr>
+              <w:rPr>
+                <w:rFonts w:ascii="Bookman Old Style" w:eastAsia="Bookman Old Style" w:hAnsi="Bookman Old Style" w:cs="Bookman Old Style"/>
+                <w:sz w:val="24"/>
+                <w:szCs w:val="24"/>
+              </w:rPr>
+            </w:pPr>
+          </w:p>
+          <w:p>
+            <w:pPr>
+              <w:jc w:val="center"/>
+              <w:rPr>
+                <w:rFonts w:ascii="Bookman Old Style" w:eastAsia="Bookman Old Style" w:hAnsi="Bookman Old Style" w:cs="Bookman Old Style"/>
+                <w:sz w:val="24"/>
+                <w:szCs w:val="24"/>
+              </w:rPr>
+            </w:pPr>
+          </w:p>
+          <w:p>
+            <w:pPr>
+              <w:jc w:val="center"/>
+              <w:rPr>
+                <w:rFonts w:ascii="Bookman Old Style" w:eastAsia="Bookman Old Style" w:hAnsi="Bookman Old Style" w:cs="Bookman Old Style"/>
+                <w:sz w:val="24"/>
+                <w:szCs w:val="24"/>
+              </w:rPr>
+            </w:pPr>
+            <w:r>
+              <w:rPr>
+                <w:rFonts w:ascii="Bookman Old Style" w:eastAsia="Bookman Old Style" w:hAnsi="Bookman Old Style" w:cs="Bookman Old Style"/>
+                <w:sz w:val="24"/>
+                <w:szCs w:val="24"/>
+              </w:rPr>
             </w:r>
           </w:p>
         </w:tc>
@@ -1131,7 +1137,7 @@
           <w:sz w:val="24"/>
           <w:szCs w:val="24"/>
         </w:rPr>
-        <w:t>(.........................................)</w:t>
+        <w:t>${nama_ppk}</w:t>
       </w:r>
     </w:p>
     <w:p>
@@ -2439,70 +2445,77 @@
                 <w:szCs w:val="24"/>
               </w:rPr>
             </w:pPr>
-          </w:p>
-          <w:p>
-            <w:pPr>
-              <w:jc w:val="center"/>
-              <w:rPr>
-                <w:rFonts w:ascii="Bookman Old Style" w:eastAsia="Bookman Old Style" w:hAnsi="Bookman Old Style" w:cs="Bookman Old Style"/>
-                <w:sz w:val="24"/>
-                <w:szCs w:val="24"/>
-              </w:rPr>
-            </w:pPr>
-          </w:p>
-          <w:p>
-            <w:pPr>
-              <w:jc w:val="center"/>
-              <w:rPr>
-                <w:rFonts w:ascii="Bookman Old Style" w:eastAsia="Bookman Old Style" w:hAnsi="Bookman Old Style" w:cs="Bookman Old Style"/>
-                <w:sz w:val="24"/>
-                <w:szCs w:val="24"/>
-              </w:rPr>
-            </w:pPr>
-            <w:r>
-              <w:rPr>
-                <w:rFonts w:ascii="Bookman Old Style" w:eastAsia="Bookman Old Style" w:hAnsi="Bookman Old Style" w:cs="Bookman Old Style"/>
-                <w:sz w:val="24"/>
-                <w:szCs w:val="24"/>
-              </w:rPr>
+            <w:r>
+              <w:br/>
+              <w:br/>
               <w:t>PIHAK KEDUA,</w:t>
-            </w:r>
-          </w:p>
-          <w:p>
-            <w:pPr>
-              <w:rPr>
-                <w:rFonts w:ascii="Bookman Old Style" w:eastAsia="Bookman Old Style" w:hAnsi="Bookman Old Style" w:cs="Bookman Old Style"/>
-                <w:sz w:val="24"/>
-                <w:szCs w:val="24"/>
-              </w:rPr>
-            </w:pPr>
-          </w:p>
-          <w:p>
-            <w:pPr>
-              <w:jc w:val="center"/>
-              <w:rPr>
-                <w:rFonts w:ascii="Bookman Old Style" w:eastAsia="Bookman Old Style" w:hAnsi="Bookman Old Style" w:cs="Bookman Old Style"/>
-                <w:sz w:val="24"/>
-                <w:szCs w:val="24"/>
-              </w:rPr>
-            </w:pPr>
-          </w:p>
-          <w:p>
-            <w:pPr>
-              <w:jc w:val="center"/>
-              <w:rPr>
-                <w:rFonts w:ascii="Bookman Old Style" w:eastAsia="Bookman Old Style" w:hAnsi="Bookman Old Style" w:cs="Bookman Old Style"/>
-                <w:sz w:val="24"/>
-                <w:szCs w:val="24"/>
-              </w:rPr>
-            </w:pPr>
-            <w:r>
-              <w:rPr>
-                <w:rFonts w:ascii="Bookman Old Style" w:eastAsia="Bookman Old Style" w:hAnsi="Bookman Old Style" w:cs="Bookman Old Style"/>
-                <w:sz w:val="24"/>
-                <w:szCs w:val="24"/>
-              </w:rPr>
-              <w:t>(.........................................)</w:t>
+              <w:br/>
+              <w:br/>
+              <w:br/>
+              <w:t>${nama_petugas}</w:t>
+            </w:r>
+          </w:p>
+          <w:p>
+            <w:pPr>
+              <w:jc w:val="center"/>
+              <w:rPr>
+                <w:rFonts w:ascii="Bookman Old Style" w:eastAsia="Bookman Old Style" w:hAnsi="Bookman Old Style" w:cs="Bookman Old Style"/>
+                <w:sz w:val="24"/>
+                <w:szCs w:val="24"/>
+              </w:rPr>
+            </w:pPr>
+          </w:p>
+          <w:p>
+            <w:pPr>
+              <w:jc w:val="center"/>
+              <w:rPr>
+                <w:rFonts w:ascii="Bookman Old Style" w:eastAsia="Bookman Old Style" w:hAnsi="Bookman Old Style" w:cs="Bookman Old Style"/>
+                <w:sz w:val="24"/>
+                <w:szCs w:val="24"/>
+              </w:rPr>
+            </w:pPr>
+            <w:r>
+              <w:rPr>
+                <w:rFonts w:ascii="Bookman Old Style" w:eastAsia="Bookman Old Style" w:hAnsi="Bookman Old Style" w:cs="Bookman Old Style"/>
+                <w:sz w:val="24"/>
+                <w:szCs w:val="24"/>
+              </w:rPr>
+            </w:r>
+          </w:p>
+          <w:p>
+            <w:pPr>
+              <w:rPr>
+                <w:rFonts w:ascii="Bookman Old Style" w:eastAsia="Bookman Old Style" w:hAnsi="Bookman Old Style" w:cs="Bookman Old Style"/>
+                <w:sz w:val="24"/>
+                <w:szCs w:val="24"/>
+              </w:rPr>
+            </w:pPr>
+          </w:p>
+          <w:p>
+            <w:pPr>
+              <w:jc w:val="center"/>
+              <w:rPr>
+                <w:rFonts w:ascii="Bookman Old Style" w:eastAsia="Bookman Old Style" w:hAnsi="Bookman Old Style" w:cs="Bookman Old Style"/>
+                <w:sz w:val="24"/>
+                <w:szCs w:val="24"/>
+              </w:rPr>
+            </w:pPr>
+          </w:p>
+          <w:p>
+            <w:pPr>
+              <w:jc w:val="center"/>
+              <w:rPr>
+                <w:rFonts w:ascii="Bookman Old Style" w:eastAsia="Bookman Old Style" w:hAnsi="Bookman Old Style" w:cs="Bookman Old Style"/>
+                <w:sz w:val="24"/>
+                <w:szCs w:val="24"/>
+              </w:rPr>
+            </w:pPr>
+            <w:r>
+              <w:rPr>
+                <w:rFonts w:ascii="Bookman Old Style" w:eastAsia="Bookman Old Style" w:hAnsi="Bookman Old Style" w:cs="Bookman Old Style"/>
+                <w:sz w:val="24"/>
+                <w:szCs w:val="24"/>
+              </w:rPr>
             </w:r>
           </w:p>
         </w:tc>
@@ -2525,70 +2538,77 @@
                 <w:szCs w:val="24"/>
               </w:rPr>
             </w:pPr>
-          </w:p>
-          <w:p>
-            <w:pPr>
-              <w:jc w:val="center"/>
-              <w:rPr>
-                <w:rFonts w:ascii="Bookman Old Style" w:eastAsia="Bookman Old Style" w:hAnsi="Bookman Old Style" w:cs="Bookman Old Style"/>
-                <w:sz w:val="24"/>
-                <w:szCs w:val="24"/>
-              </w:rPr>
-            </w:pPr>
-          </w:p>
-          <w:p>
-            <w:pPr>
-              <w:jc w:val="center"/>
-              <w:rPr>
-                <w:rFonts w:ascii="Bookman Old Style" w:eastAsia="Bookman Old Style" w:hAnsi="Bookman Old Style" w:cs="Bookman Old Style"/>
-                <w:sz w:val="24"/>
-                <w:szCs w:val="24"/>
-              </w:rPr>
-            </w:pPr>
-            <w:r>
-              <w:rPr>
-                <w:rFonts w:ascii="Bookman Old Style" w:eastAsia="Bookman Old Style" w:hAnsi="Bookman Old Style" w:cs="Bookman Old Style"/>
-                <w:sz w:val="24"/>
-                <w:szCs w:val="24"/>
-              </w:rPr>
+            <w:r>
+              <w:br/>
+              <w:br/>
               <w:t>PIHAK PERTAMA,</w:t>
-            </w:r>
-          </w:p>
-          <w:p>
-            <w:pPr>
-              <w:rPr>
-                <w:rFonts w:ascii="Bookman Old Style" w:eastAsia="Bookman Old Style" w:hAnsi="Bookman Old Style" w:cs="Bookman Old Style"/>
-                <w:sz w:val="24"/>
-                <w:szCs w:val="24"/>
-              </w:rPr>
-            </w:pPr>
-          </w:p>
-          <w:p>
-            <w:pPr>
-              <w:jc w:val="center"/>
-              <w:rPr>
-                <w:rFonts w:ascii="Bookman Old Style" w:eastAsia="Bookman Old Style" w:hAnsi="Bookman Old Style" w:cs="Bookman Old Style"/>
-                <w:sz w:val="24"/>
-                <w:szCs w:val="24"/>
-              </w:rPr>
-            </w:pPr>
-          </w:p>
-          <w:p>
-            <w:pPr>
-              <w:jc w:val="center"/>
-              <w:rPr>
-                <w:rFonts w:ascii="Bookman Old Style" w:eastAsia="Bookman Old Style" w:hAnsi="Bookman Old Style" w:cs="Bookman Old Style"/>
-                <w:sz w:val="24"/>
-                <w:szCs w:val="24"/>
-              </w:rPr>
-            </w:pPr>
-            <w:r>
-              <w:rPr>
-                <w:rFonts w:ascii="Bookman Old Style" w:eastAsia="Bookman Old Style" w:hAnsi="Bookman Old Style" w:cs="Bookman Old Style"/>
-                <w:sz w:val="24"/>
-                <w:szCs w:val="24"/>
-              </w:rPr>
-              <w:t>(.........................................)</w:t>
+              <w:br/>
+              <w:br/>
+              <w:br/>
+              <w:t>${nama_ketua_tim}</w:t>
+            </w:r>
+          </w:p>
+          <w:p>
+            <w:pPr>
+              <w:jc w:val="center"/>
+              <w:rPr>
+                <w:rFonts w:ascii="Bookman Old Style" w:eastAsia="Bookman Old Style" w:hAnsi="Bookman Old Style" w:cs="Bookman Old Style"/>
+                <w:sz w:val="24"/>
+                <w:szCs w:val="24"/>
+              </w:rPr>
+            </w:pPr>
+          </w:p>
+          <w:p>
+            <w:pPr>
+              <w:jc w:val="center"/>
+              <w:rPr>
+                <w:rFonts w:ascii="Bookman Old Style" w:eastAsia="Bookman Old Style" w:hAnsi="Bookman Old Style" w:cs="Bookman Old Style"/>
+                <w:sz w:val="24"/>
+                <w:szCs w:val="24"/>
+              </w:rPr>
+            </w:pPr>
+            <w:r>
+              <w:rPr>
+                <w:rFonts w:ascii="Bookman Old Style" w:eastAsia="Bookman Old Style" w:hAnsi="Bookman Old Style" w:cs="Bookman Old Style"/>
+                <w:sz w:val="24"/>
+                <w:szCs w:val="24"/>
+              </w:rPr>
+            </w:r>
+          </w:p>
+          <w:p>
+            <w:pPr>
+              <w:rPr>
+                <w:rFonts w:ascii="Bookman Old Style" w:eastAsia="Bookman Old Style" w:hAnsi="Bookman Old Style" w:cs="Bookman Old Style"/>
+                <w:sz w:val="24"/>
+                <w:szCs w:val="24"/>
+              </w:rPr>
+            </w:pPr>
+          </w:p>
+          <w:p>
+            <w:pPr>
+              <w:jc w:val="center"/>
+              <w:rPr>
+                <w:rFonts w:ascii="Bookman Old Style" w:eastAsia="Bookman Old Style" w:hAnsi="Bookman Old Style" w:cs="Bookman Old Style"/>
+                <w:sz w:val="24"/>
+                <w:szCs w:val="24"/>
+              </w:rPr>
+            </w:pPr>
+          </w:p>
+          <w:p>
+            <w:pPr>
+              <w:jc w:val="center"/>
+              <w:rPr>
+                <w:rFonts w:ascii="Bookman Old Style" w:eastAsia="Bookman Old Style" w:hAnsi="Bookman Old Style" w:cs="Bookman Old Style"/>
+                <w:sz w:val="24"/>
+                <w:szCs w:val="24"/>
+              </w:rPr>
+            </w:pPr>
+            <w:r>
+              <w:rPr>
+                <w:rFonts w:ascii="Bookman Old Style" w:eastAsia="Bookman Old Style" w:hAnsi="Bookman Old Style" w:cs="Bookman Old Style"/>
+                <w:sz w:val="24"/>
+                <w:szCs w:val="24"/>
+              </w:rPr>
             </w:r>
           </w:p>
         </w:tc>
@@ -2710,7 +2730,7 @@
           <w:sz w:val="24"/>
           <w:szCs w:val="24"/>
         </w:rPr>
-        <w:t>(.........................................)</w:t>
+        <w:t>${nama_ppk}</w:t>
       </w:r>
     </w:p>
     <w:p>
@@ -4062,70 +4082,77 @@
                 <w:szCs w:val="24"/>
               </w:rPr>
             </w:pPr>
-          </w:p>
-          <w:p>
-            <w:pPr>
-              <w:jc w:val="center"/>
-              <w:rPr>
-                <w:rFonts w:ascii="Bookman Old Style" w:eastAsia="Bookman Old Style" w:hAnsi="Bookman Old Style" w:cs="Bookman Old Style"/>
-                <w:sz w:val="24"/>
-                <w:szCs w:val="24"/>
-              </w:rPr>
-            </w:pPr>
-          </w:p>
-          <w:p>
-            <w:pPr>
-              <w:jc w:val="center"/>
-              <w:rPr>
-                <w:rFonts w:ascii="Bookman Old Style" w:eastAsia="Bookman Old Style" w:hAnsi="Bookman Old Style" w:cs="Bookman Old Style"/>
-                <w:sz w:val="24"/>
-                <w:szCs w:val="24"/>
-              </w:rPr>
-            </w:pPr>
-            <w:r>
-              <w:rPr>
-                <w:rFonts w:ascii="Bookman Old Style" w:eastAsia="Bookman Old Style" w:hAnsi="Bookman Old Style" w:cs="Bookman Old Style"/>
-                <w:sz w:val="24"/>
-                <w:szCs w:val="24"/>
-              </w:rPr>
+            <w:r>
+              <w:br/>
+              <w:br/>
               <w:t>PIHAK KEDUA,</w:t>
-            </w:r>
-          </w:p>
-          <w:p>
-            <w:pPr>
-              <w:rPr>
-                <w:rFonts w:ascii="Bookman Old Style" w:eastAsia="Bookman Old Style" w:hAnsi="Bookman Old Style" w:cs="Bookman Old Style"/>
-                <w:sz w:val="24"/>
-                <w:szCs w:val="24"/>
-              </w:rPr>
-            </w:pPr>
-          </w:p>
-          <w:p>
-            <w:pPr>
-              <w:jc w:val="center"/>
-              <w:rPr>
-                <w:rFonts w:ascii="Bookman Old Style" w:eastAsia="Bookman Old Style" w:hAnsi="Bookman Old Style" w:cs="Bookman Old Style"/>
-                <w:sz w:val="24"/>
-                <w:szCs w:val="24"/>
-              </w:rPr>
-            </w:pPr>
-          </w:p>
-          <w:p>
-            <w:pPr>
-              <w:jc w:val="center"/>
-              <w:rPr>
-                <w:rFonts w:ascii="Bookman Old Style" w:eastAsia="Bookman Old Style" w:hAnsi="Bookman Old Style" w:cs="Bookman Old Style"/>
-                <w:sz w:val="24"/>
-                <w:szCs w:val="24"/>
-              </w:rPr>
-            </w:pPr>
-            <w:r>
-              <w:rPr>
-                <w:rFonts w:ascii="Bookman Old Style" w:eastAsia="Bookman Old Style" w:hAnsi="Bookman Old Style" w:cs="Bookman Old Style"/>
-                <w:sz w:val="24"/>
-                <w:szCs w:val="24"/>
-              </w:rPr>
-              <w:t>(.........................................)</w:t>
+              <w:br/>
+              <w:br/>
+              <w:br/>
+              <w:t>${nama_petugas}</w:t>
+            </w:r>
+          </w:p>
+          <w:p>
+            <w:pPr>
+              <w:jc w:val="center"/>
+              <w:rPr>
+                <w:rFonts w:ascii="Bookman Old Style" w:eastAsia="Bookman Old Style" w:hAnsi="Bookman Old Style" w:cs="Bookman Old Style"/>
+                <w:sz w:val="24"/>
+                <w:szCs w:val="24"/>
+              </w:rPr>
+            </w:pPr>
+          </w:p>
+          <w:p>
+            <w:pPr>
+              <w:jc w:val="center"/>
+              <w:rPr>
+                <w:rFonts w:ascii="Bookman Old Style" w:eastAsia="Bookman Old Style" w:hAnsi="Bookman Old Style" w:cs="Bookman Old Style"/>
+                <w:sz w:val="24"/>
+                <w:szCs w:val="24"/>
+              </w:rPr>
+            </w:pPr>
+            <w:r>
+              <w:rPr>
+                <w:rFonts w:ascii="Bookman Old Style" w:eastAsia="Bookman Old Style" w:hAnsi="Bookman Old Style" w:cs="Bookman Old Style"/>
+                <w:sz w:val="24"/>
+                <w:szCs w:val="24"/>
+              </w:rPr>
+            </w:r>
+          </w:p>
+          <w:p>
+            <w:pPr>
+              <w:rPr>
+                <w:rFonts w:ascii="Bookman Old Style" w:eastAsia="Bookman Old Style" w:hAnsi="Bookman Old Style" w:cs="Bookman Old Style"/>
+                <w:sz w:val="24"/>
+                <w:szCs w:val="24"/>
+              </w:rPr>
+            </w:pPr>
+          </w:p>
+          <w:p>
+            <w:pPr>
+              <w:jc w:val="center"/>
+              <w:rPr>
+                <w:rFonts w:ascii="Bookman Old Style" w:eastAsia="Bookman Old Style" w:hAnsi="Bookman Old Style" w:cs="Bookman Old Style"/>
+                <w:sz w:val="24"/>
+                <w:szCs w:val="24"/>
+              </w:rPr>
+            </w:pPr>
+          </w:p>
+          <w:p>
+            <w:pPr>
+              <w:jc w:val="center"/>
+              <w:rPr>
+                <w:rFonts w:ascii="Bookman Old Style" w:eastAsia="Bookman Old Style" w:hAnsi="Bookman Old Style" w:cs="Bookman Old Style"/>
+                <w:sz w:val="24"/>
+                <w:szCs w:val="24"/>
+              </w:rPr>
+            </w:pPr>
+            <w:r>
+              <w:rPr>
+                <w:rFonts w:ascii="Bookman Old Style" w:eastAsia="Bookman Old Style" w:hAnsi="Bookman Old Style" w:cs="Bookman Old Style"/>
+                <w:sz w:val="24"/>
+                <w:szCs w:val="24"/>
+              </w:rPr>
             </w:r>
           </w:p>
         </w:tc>
@@ -4148,70 +4175,77 @@
                 <w:szCs w:val="24"/>
               </w:rPr>
             </w:pPr>
-          </w:p>
-          <w:p>
-            <w:pPr>
-              <w:jc w:val="center"/>
-              <w:rPr>
-                <w:rFonts w:ascii="Bookman Old Style" w:eastAsia="Bookman Old Style" w:hAnsi="Bookman Old Style" w:cs="Bookman Old Style"/>
-                <w:sz w:val="24"/>
-                <w:szCs w:val="24"/>
-              </w:rPr>
-            </w:pPr>
-          </w:p>
-          <w:p>
-            <w:pPr>
-              <w:jc w:val="center"/>
-              <w:rPr>
-                <w:rFonts w:ascii="Bookman Old Style" w:eastAsia="Bookman Old Style" w:hAnsi="Bookman Old Style" w:cs="Bookman Old Style"/>
-                <w:sz w:val="24"/>
-                <w:szCs w:val="24"/>
-              </w:rPr>
-            </w:pPr>
-            <w:r>
-              <w:rPr>
-                <w:rFonts w:ascii="Bookman Old Style" w:eastAsia="Bookman Old Style" w:hAnsi="Bookman Old Style" w:cs="Bookman Old Style"/>
-                <w:sz w:val="24"/>
-                <w:szCs w:val="24"/>
-              </w:rPr>
+            <w:r>
+              <w:br/>
+              <w:br/>
               <w:t>PIHAK PERTAMA,</w:t>
-            </w:r>
-          </w:p>
-          <w:p>
-            <w:pPr>
-              <w:rPr>
-                <w:rFonts w:ascii="Bookman Old Style" w:eastAsia="Bookman Old Style" w:hAnsi="Bookman Old Style" w:cs="Bookman Old Style"/>
-                <w:sz w:val="24"/>
-                <w:szCs w:val="24"/>
-              </w:rPr>
-            </w:pPr>
-          </w:p>
-          <w:p>
-            <w:pPr>
-              <w:jc w:val="center"/>
-              <w:rPr>
-                <w:rFonts w:ascii="Bookman Old Style" w:eastAsia="Bookman Old Style" w:hAnsi="Bookman Old Style" w:cs="Bookman Old Style"/>
-                <w:sz w:val="24"/>
-                <w:szCs w:val="24"/>
-              </w:rPr>
-            </w:pPr>
-          </w:p>
-          <w:p>
-            <w:pPr>
-              <w:jc w:val="center"/>
-              <w:rPr>
-                <w:rFonts w:ascii="Bookman Old Style" w:eastAsia="Bookman Old Style" w:hAnsi="Bookman Old Style" w:cs="Bookman Old Style"/>
-                <w:sz w:val="24"/>
-                <w:szCs w:val="24"/>
-              </w:rPr>
-            </w:pPr>
-            <w:r>
-              <w:rPr>
-                <w:rFonts w:ascii="Bookman Old Style" w:eastAsia="Bookman Old Style" w:hAnsi="Bookman Old Style" w:cs="Bookman Old Style"/>
-                <w:sz w:val="24"/>
-                <w:szCs w:val="24"/>
-              </w:rPr>
-              <w:t>(.........................................)</w:t>
+              <w:br/>
+              <w:br/>
+              <w:br/>
+              <w:t>${nama_ketua_tim}</w:t>
+            </w:r>
+          </w:p>
+          <w:p>
+            <w:pPr>
+              <w:jc w:val="center"/>
+              <w:rPr>
+                <w:rFonts w:ascii="Bookman Old Style" w:eastAsia="Bookman Old Style" w:hAnsi="Bookman Old Style" w:cs="Bookman Old Style"/>
+                <w:sz w:val="24"/>
+                <w:szCs w:val="24"/>
+              </w:rPr>
+            </w:pPr>
+          </w:p>
+          <w:p>
+            <w:pPr>
+              <w:jc w:val="center"/>
+              <w:rPr>
+                <w:rFonts w:ascii="Bookman Old Style" w:eastAsia="Bookman Old Style" w:hAnsi="Bookman Old Style" w:cs="Bookman Old Style"/>
+                <w:sz w:val="24"/>
+                <w:szCs w:val="24"/>
+              </w:rPr>
+            </w:pPr>
+            <w:r>
+              <w:rPr>
+                <w:rFonts w:ascii="Bookman Old Style" w:eastAsia="Bookman Old Style" w:hAnsi="Bookman Old Style" w:cs="Bookman Old Style"/>
+                <w:sz w:val="24"/>
+                <w:szCs w:val="24"/>
+              </w:rPr>
+            </w:r>
+          </w:p>
+          <w:p>
+            <w:pPr>
+              <w:rPr>
+                <w:rFonts w:ascii="Bookman Old Style" w:eastAsia="Bookman Old Style" w:hAnsi="Bookman Old Style" w:cs="Bookman Old Style"/>
+                <w:sz w:val="24"/>
+                <w:szCs w:val="24"/>
+              </w:rPr>
+            </w:pPr>
+          </w:p>
+          <w:p>
+            <w:pPr>
+              <w:jc w:val="center"/>
+              <w:rPr>
+                <w:rFonts w:ascii="Bookman Old Style" w:eastAsia="Bookman Old Style" w:hAnsi="Bookman Old Style" w:cs="Bookman Old Style"/>
+                <w:sz w:val="24"/>
+                <w:szCs w:val="24"/>
+              </w:rPr>
+            </w:pPr>
+          </w:p>
+          <w:p>
+            <w:pPr>
+              <w:jc w:val="center"/>
+              <w:rPr>
+                <w:rFonts w:ascii="Bookman Old Style" w:eastAsia="Bookman Old Style" w:hAnsi="Bookman Old Style" w:cs="Bookman Old Style"/>
+                <w:sz w:val="24"/>
+                <w:szCs w:val="24"/>
+              </w:rPr>
+            </w:pPr>
+            <w:r>
+              <w:rPr>
+                <w:rFonts w:ascii="Bookman Old Style" w:eastAsia="Bookman Old Style" w:hAnsi="Bookman Old Style" w:cs="Bookman Old Style"/>
+                <w:sz w:val="24"/>
+                <w:szCs w:val="24"/>
+              </w:rPr>
             </w:r>
           </w:p>
         </w:tc>
@@ -4324,7 +4358,7 @@
           <w:sz w:val="24"/>
           <w:szCs w:val="24"/>
         </w:rPr>
-        <w:t>(.........................................)</w:t>
+        <w:t>${nama_ppk}</w:t>
       </w:r>
     </w:p>
     <w:p>

--- a/static/templates-se2026/bapp_termin1_pml_se2026.docx
+++ b/static/templates-se2026/bapp_termin1_pml_se2026.docx
@@ -148,24 +148,24 @@
           <w:szCs w:val="24"/>
         </w:rPr>
         <w:t>1.</w:t>
+      </w:r>
+      <w:r>
+        <w:rPr>
+          <w:rFonts w:ascii="Bookman Old Style" w:eastAsia="Bookman Old Style" w:hAnsi="Bookman Old Style" w:cs="Bookman Old Style"/>
+          <w:sz w:val="24"/>
+          <w:szCs w:val="24"/>
+        </w:rPr>
         <w:tab/>
         <w:t xml:space="preserve">Nama </w:t>
+      </w:r>
+      <w:r>
+        <w:rPr>
+          <w:rFonts w:ascii="Bookman Old Style" w:eastAsia="Bookman Old Style" w:hAnsi="Bookman Old Style" w:cs="Bookman Old Style"/>
+          <w:sz w:val="24"/>
+          <w:szCs w:val="24"/>
+        </w:rPr>
         <w:tab/>
         <w:t>:  ${nama_ketua_tim}</w:t>
-      </w:r>
-      <w:r>
-        <w:rPr>
-          <w:rFonts w:ascii="Bookman Old Style" w:eastAsia="Bookman Old Style" w:hAnsi="Bookman Old Style" w:cs="Bookman Old Style"/>
-          <w:sz w:val="24"/>
-          <w:szCs w:val="24"/>
-        </w:rPr>
-      </w:r>
-      <w:r>
-        <w:rPr>
-          <w:rFonts w:ascii="Bookman Old Style" w:eastAsia="Bookman Old Style" w:hAnsi="Bookman Old Style" w:cs="Bookman Old Style"/>
-          <w:sz w:val="24"/>
-          <w:szCs w:val="24"/>
-        </w:rPr>
       </w:r>
     </w:p>
     <w:p>
@@ -190,24 +190,24 @@
           <w:szCs w:val="24"/>
         </w:rPr>
         <w:tab/>
+      </w:r>
+      <w:r>
+        <w:rPr>
+          <w:rFonts w:ascii="Bookman Old Style" w:eastAsia="Bookman Old Style" w:hAnsi="Bookman Old Style" w:cs="Bookman Old Style"/>
+          <w:sz w:val="24"/>
+          <w:szCs w:val="24"/>
+        </w:rPr>
         <w:tab/>
         <w:t xml:space="preserve">NIP </w:t>
+      </w:r>
+      <w:r>
+        <w:rPr>
+          <w:rFonts w:ascii="Bookman Old Style" w:eastAsia="Bookman Old Style" w:hAnsi="Bookman Old Style" w:cs="Bookman Old Style"/>
+          <w:sz w:val="24"/>
+          <w:szCs w:val="24"/>
+        </w:rPr>
         <w:tab/>
         <w:t>:  ${nip_ketua_tim}</w:t>
-      </w:r>
-      <w:r>
-        <w:rPr>
-          <w:rFonts w:ascii="Bookman Old Style" w:eastAsia="Bookman Old Style" w:hAnsi="Bookman Old Style" w:cs="Bookman Old Style"/>
-          <w:sz w:val="24"/>
-          <w:szCs w:val="24"/>
-        </w:rPr>
-      </w:r>
-      <w:r>
-        <w:rPr>
-          <w:rFonts w:ascii="Bookman Old Style" w:eastAsia="Bookman Old Style" w:hAnsi="Bookman Old Style" w:cs="Bookman Old Style"/>
-          <w:sz w:val="24"/>
-          <w:szCs w:val="24"/>
-        </w:rPr>
       </w:r>
     </w:p>
     <w:p>
@@ -232,24 +232,24 @@
           <w:szCs w:val="24"/>
         </w:rPr>
         <w:tab/>
+      </w:r>
+      <w:r>
+        <w:rPr>
+          <w:rFonts w:ascii="Bookman Old Style" w:eastAsia="Bookman Old Style" w:hAnsi="Bookman Old Style" w:cs="Bookman Old Style"/>
+          <w:sz w:val="24"/>
+          <w:szCs w:val="24"/>
+        </w:rPr>
         <w:tab/>
         <w:t xml:space="preserve">Jabatan </w:t>
+      </w:r>
+      <w:r>
+        <w:rPr>
+          <w:rFonts w:ascii="Bookman Old Style" w:eastAsia="Bookman Old Style" w:hAnsi="Bookman Old Style" w:cs="Bookman Old Style"/>
+          <w:sz w:val="24"/>
+          <w:szCs w:val="24"/>
+        </w:rPr>
         <w:tab/>
         <w:t>: Ketua Tim Pelaksana Sensus Ekonomi 2026 BPS Kabupaten Dompu</w:t>
-      </w:r>
-      <w:r>
-        <w:rPr>
-          <w:rFonts w:ascii="Bookman Old Style" w:eastAsia="Bookman Old Style" w:hAnsi="Bookman Old Style" w:cs="Bookman Old Style"/>
-          <w:sz w:val="24"/>
-          <w:szCs w:val="24"/>
-        </w:rPr>
-      </w:r>
-      <w:r>
-        <w:rPr>
-          <w:rFonts w:ascii="Bookman Old Style" w:eastAsia="Bookman Old Style" w:hAnsi="Bookman Old Style" w:cs="Bookman Old Style"/>
-          <w:sz w:val="24"/>
-          <w:szCs w:val="24"/>
-        </w:rPr>
       </w:r>
     </w:p>
     <w:p>
@@ -298,15 +298,15 @@
           <w:szCs w:val="24"/>
         </w:rPr>
         <w:t xml:space="preserve">Nama </w:t>
+      </w:r>
+      <w:r>
+        <w:rPr>
+          <w:rFonts w:ascii="Bookman Old Style" w:eastAsia="Bookman Old Style" w:hAnsi="Bookman Old Style" w:cs="Bookman Old Style"/>
+          <w:sz w:val="24"/>
+          <w:szCs w:val="24"/>
+        </w:rPr>
         <w:tab/>
         <w:t>:  ${nama_ppk}</w:t>
-      </w:r>
-      <w:r>
-        <w:rPr>
-          <w:rFonts w:ascii="Bookman Old Style" w:eastAsia="Bookman Old Style" w:hAnsi="Bookman Old Style" w:cs="Bookman Old Style"/>
-          <w:sz w:val="24"/>
-          <w:szCs w:val="24"/>
-        </w:rPr>
       </w:r>
     </w:p>
     <w:p>
@@ -331,15 +331,15 @@
           <w:szCs w:val="24"/>
         </w:rPr>
         <w:t xml:space="preserve">NIP </w:t>
+      </w:r>
+      <w:r>
+        <w:rPr>
+          <w:rFonts w:ascii="Bookman Old Style" w:eastAsia="Bookman Old Style" w:hAnsi="Bookman Old Style" w:cs="Bookman Old Style"/>
+          <w:sz w:val="24"/>
+          <w:szCs w:val="24"/>
+        </w:rPr>
         <w:tab/>
         <w:t>:  ${nip_ppk}</w:t>
-      </w:r>
-      <w:r>
-        <w:rPr>
-          <w:rFonts w:ascii="Bookman Old Style" w:eastAsia="Bookman Old Style" w:hAnsi="Bookman Old Style" w:cs="Bookman Old Style"/>
-          <w:sz w:val="24"/>
-          <w:szCs w:val="24"/>
-        </w:rPr>
       </w:r>
     </w:p>
     <w:p>
@@ -364,15 +364,15 @@
           <w:szCs w:val="24"/>
         </w:rPr>
         <w:t xml:space="preserve">Jabatan </w:t>
+      </w:r>
+      <w:r>
+        <w:rPr>
+          <w:rFonts w:ascii="Bookman Old Style" w:eastAsia="Bookman Old Style" w:hAnsi="Bookman Old Style" w:cs="Bookman Old Style"/>
+          <w:sz w:val="24"/>
+          <w:szCs w:val="24"/>
+        </w:rPr>
         <w:tab/>
-        <w:t>: PPK BPS Kabupaten Dompu, selanjutnya disebut sebagai PIHAK PERTAMA.</w:t>
-      </w:r>
-      <w:r>
-        <w:rPr>
-          <w:rFonts w:ascii="Bookman Old Style" w:eastAsia="Bookman Old Style" w:hAnsi="Bookman Old Style" w:cs="Bookman Old Style"/>
-          <w:sz w:val="24"/>
-          <w:szCs w:val="24"/>
-        </w:rPr>
+        <w:t xml:space="preserve">: PPK BPS Kabupaten Dompu, selanjutnya disebut sebagai </w:t>
       </w:r>
       <w:r>
         <w:rPr>
@@ -382,13 +382,15 @@
           <w:sz w:val="24"/>
           <w:szCs w:val="24"/>
         </w:rPr>
-      </w:r>
-      <w:r>
-        <w:rPr>
-          <w:rFonts w:ascii="Bookman Old Style" w:eastAsia="Bookman Old Style" w:hAnsi="Bookman Old Style" w:cs="Bookman Old Style"/>
-          <w:sz w:val="24"/>
-          <w:szCs w:val="24"/>
-        </w:rPr>
+        <w:t>PIHAK PERTAMA</w:t>
+      </w:r>
+      <w:r>
+        <w:rPr>
+          <w:rFonts w:ascii="Bookman Old Style" w:eastAsia="Bookman Old Style" w:hAnsi="Bookman Old Style" w:cs="Bookman Old Style"/>
+          <w:sz w:val="24"/>
+          <w:szCs w:val="24"/>
+        </w:rPr>
+        <w:t>.</w:t>
       </w:r>
     </w:p>
     <w:p>
@@ -413,24 +415,24 @@
           <w:szCs w:val="24"/>
         </w:rPr>
         <w:t>2.</w:t>
+      </w:r>
+      <w:r>
+        <w:rPr>
+          <w:rFonts w:ascii="Bookman Old Style" w:eastAsia="Bookman Old Style" w:hAnsi="Bookman Old Style" w:cs="Bookman Old Style"/>
+          <w:sz w:val="24"/>
+          <w:szCs w:val="24"/>
+        </w:rPr>
         <w:tab/>
         <w:t xml:space="preserve">Nama </w:t>
+      </w:r>
+      <w:r>
+        <w:rPr>
+          <w:rFonts w:ascii="Bookman Old Style" w:eastAsia="Bookman Old Style" w:hAnsi="Bookman Old Style" w:cs="Bookman Old Style"/>
+          <w:sz w:val="24"/>
+          <w:szCs w:val="24"/>
+        </w:rPr>
         <w:tab/>
         <w:t>: ${nama_petugas}</w:t>
-      </w:r>
-      <w:r>
-        <w:rPr>
-          <w:rFonts w:ascii="Bookman Old Style" w:eastAsia="Bookman Old Style" w:hAnsi="Bookman Old Style" w:cs="Bookman Old Style"/>
-          <w:sz w:val="24"/>
-          <w:szCs w:val="24"/>
-        </w:rPr>
-      </w:r>
-      <w:r>
-        <w:rPr>
-          <w:rFonts w:ascii="Bookman Old Style" w:eastAsia="Bookman Old Style" w:hAnsi="Bookman Old Style" w:cs="Bookman Old Style"/>
-          <w:sz w:val="24"/>
-          <w:szCs w:val="24"/>
-        </w:rPr>
       </w:r>
     </w:p>
     <w:p>
@@ -456,15 +458,15 @@
         </w:rPr>
         <w:tab/>
         <w:t>NIK</w:t>
+      </w:r>
+      <w:r>
+        <w:rPr>
+          <w:rFonts w:ascii="Bookman Old Style" w:eastAsia="Bookman Old Style" w:hAnsi="Bookman Old Style" w:cs="Bookman Old Style"/>
+          <w:sz w:val="24"/>
+          <w:szCs w:val="24"/>
+        </w:rPr>
         <w:tab/>
         <w:t>: ${nik_petugas}</w:t>
-      </w:r>
-      <w:r>
-        <w:rPr>
-          <w:rFonts w:ascii="Bookman Old Style" w:eastAsia="Bookman Old Style" w:hAnsi="Bookman Old Style" w:cs="Bookman Old Style"/>
-          <w:sz w:val="24"/>
-          <w:szCs w:val="24"/>
-        </w:rPr>
       </w:r>
     </w:p>
     <w:p>
@@ -597,28 +599,31 @@
           <w:sz w:val="24"/>
           <w:szCs w:val="24"/>
         </w:rPr>
-        <w:t>PIHAK KEDUA telah melaksanakan  pekerjaan Pemeriksaan Pendataan Lapangan  Sensus Ekonomi 2026 pada Badan Pusat Statistik Kabupaten Dompu berdasarkan Perjanjian Kerja Nomor: ${nomor_spk}, sesuai dengan target pekerjaan termin I yang ditetapkan sebesar ${target_sls} SLS/Sub-SLS.</w:t>
-      </w:r>
-      <w:r>
-        <w:rPr>
-          <w:rFonts w:ascii="Bookman Old Style" w:eastAsia="Bookman Old Style" w:hAnsi="Bookman Old Style" w:cs="Bookman Old Style"/>
-          <w:sz w:val="24"/>
-          <w:szCs w:val="24"/>
-        </w:rPr>
-      </w:r>
-      <w:r>
-        <w:rPr>
-          <w:rFonts w:ascii="Bookman Old Style" w:eastAsia="Bookman Old Style" w:hAnsi="Bookman Old Style" w:cs="Bookman Old Style"/>
-          <w:sz w:val="24"/>
-          <w:szCs w:val="24"/>
-        </w:rPr>
-      </w:r>
-      <w:r>
-        <w:rPr>
-          <w:rFonts w:ascii="Bookman Old Style" w:eastAsia="Bookman Old Style" w:hAnsi="Bookman Old Style" w:cs="Bookman Old Style"/>
-          <w:sz w:val="24"/>
-          <w:szCs w:val="24"/>
-        </w:rPr>
+        <w:t>PIHAK KEDUA</w:t>
+      </w:r>
+      <w:r>
+        <w:rPr>
+          <w:rFonts w:ascii="Bookman Old Style" w:eastAsia="Bookman Old Style" w:hAnsi="Bookman Old Style" w:cs="Bookman Old Style"/>
+          <w:sz w:val="24"/>
+          <w:szCs w:val="24"/>
+        </w:rPr>
+        <w:t xml:space="preserve"> telah melaksanakan  pekerjaan Pemeriksaan Pendataan Lapangan  Sensus Ekonomi 2026 pada Badan Pusat Statistik Kabupaten Dompu berdasarkan Perjanjian Kerja Nomor: ${nomor_spk}, sesuai dengan target pekerjaan termin I yang ditetapkan</w:t>
+      </w:r>
+      <w:r>
+        <w:rPr>
+          <w:rFonts w:ascii="Bookman Old Style" w:eastAsia="Bookman Old Style" w:hAnsi="Bookman Old Style" w:cs="Bookman Old Style"/>
+          <w:sz w:val="24"/>
+          <w:szCs w:val="24"/>
+        </w:rPr>
+        <w:t xml:space="preserve"> </w:t>
+      </w:r>
+      <w:r>
+        <w:rPr>
+          <w:rFonts w:ascii="Bookman Old Style" w:eastAsia="Bookman Old Style" w:hAnsi="Bookman Old Style" w:cs="Bookman Old Style"/>
+          <w:sz w:val="24"/>
+          <w:szCs w:val="24"/>
+        </w:rPr>
+        <w:t>sebesar ${target_sls} SLS/Sub-SLS.</w:t>
       </w:r>
     </w:p>
     <w:p>
@@ -768,7 +773,7 @@
           <w:sz w:val="24"/>
           <w:szCs w:val="24"/>
         </w:rPr>
-        <w:t>Pekerjaan Pemeriksaan Pendataan Lapangan Sensus Ekonomi 2026 sebagaimana dimaksud dalam angka 3, berupa dokumen pemeriksaan hasil Pendataan Lapangan Sensus Ekonomi 2026, sejumlah ${realisasi_sls} SLS/Sub-SLS.</w:t>
+        <w:t>Pekerjaan Pemeriksaan Pendataan Lapangan Sensus Ekonomi 2026 sebagaimana dimaksud dalam angka 3, berupa dokumen pemeriksaan hasil Pendataan Lapangan Sensus Ekonomi 2026, sejumlah ${realisasi_sls} SLS/Sub-SLS</w:t>
       </w:r>
       <w:r>
         <w:rPr>
@@ -777,6 +782,7 @@
           <w:sz w:val="24"/>
           <w:szCs w:val="24"/>
         </w:rPr>
+        <w:t>.</w:t>
       </w:r>
     </w:p>
     <w:p>
@@ -944,46 +950,43 @@
                 <w:szCs w:val="24"/>
               </w:rPr>
               <w:t>PIHAK KEDUA,</w:t>
-              <w:br/>
-              <w:br/>
-              <w:br/>
+            </w:r>
+          </w:p>
+          <w:p>
+            <w:pPr>
+              <w:rPr>
+                <w:rFonts w:ascii="Bookman Old Style" w:eastAsia="Bookman Old Style" w:hAnsi="Bookman Old Style" w:cs="Bookman Old Style"/>
+                <w:sz w:val="24"/>
+                <w:szCs w:val="24"/>
+              </w:rPr>
+            </w:pPr>
+          </w:p>
+          <w:p>
+            <w:pPr>
+              <w:jc w:val="center"/>
+              <w:rPr>
+                <w:rFonts w:ascii="Bookman Old Style" w:eastAsia="Bookman Old Style" w:hAnsi="Bookman Old Style" w:cs="Bookman Old Style"/>
+                <w:sz w:val="24"/>
+                <w:szCs w:val="24"/>
+              </w:rPr>
+            </w:pPr>
+          </w:p>
+          <w:p>
+            <w:pPr>
+              <w:jc w:val="center"/>
+              <w:rPr>
+                <w:rFonts w:ascii="Bookman Old Style" w:eastAsia="Bookman Old Style" w:hAnsi="Bookman Old Style" w:cs="Bookman Old Style"/>
+                <w:sz w:val="24"/>
+                <w:szCs w:val="24"/>
+              </w:rPr>
+            </w:pPr>
+            <w:r>
+              <w:rPr>
+                <w:rFonts w:ascii="Bookman Old Style" w:eastAsia="Bookman Old Style" w:hAnsi="Bookman Old Style" w:cs="Bookman Old Style"/>
+                <w:sz w:val="24"/>
+                <w:szCs w:val="24"/>
+              </w:rPr>
               <w:t>${nama_petugas}</w:t>
-            </w:r>
-          </w:p>
-          <w:p>
-            <w:pPr>
-              <w:rPr>
-                <w:rFonts w:ascii="Bookman Old Style" w:eastAsia="Bookman Old Style" w:hAnsi="Bookman Old Style" w:cs="Bookman Old Style"/>
-                <w:sz w:val="24"/>
-                <w:szCs w:val="24"/>
-              </w:rPr>
-            </w:pPr>
-          </w:p>
-          <w:p>
-            <w:pPr>
-              <w:jc w:val="center"/>
-              <w:rPr>
-                <w:rFonts w:ascii="Bookman Old Style" w:eastAsia="Bookman Old Style" w:hAnsi="Bookman Old Style" w:cs="Bookman Old Style"/>
-                <w:sz w:val="24"/>
-                <w:szCs w:val="24"/>
-              </w:rPr>
-            </w:pPr>
-          </w:p>
-          <w:p>
-            <w:pPr>
-              <w:jc w:val="center"/>
-              <w:rPr>
-                <w:rFonts w:ascii="Bookman Old Style" w:eastAsia="Bookman Old Style" w:hAnsi="Bookman Old Style" w:cs="Bookman Old Style"/>
-                <w:sz w:val="24"/>
-                <w:szCs w:val="24"/>
-              </w:rPr>
-            </w:pPr>
-            <w:r>
-              <w:rPr>
-                <w:rFonts w:ascii="Bookman Old Style" w:eastAsia="Bookman Old Style" w:hAnsi="Bookman Old Style" w:cs="Bookman Old Style"/>
-                <w:sz w:val="24"/>
-                <w:szCs w:val="24"/>
-              </w:rPr>
             </w:r>
           </w:p>
         </w:tc>
@@ -1013,46 +1016,43 @@
                 <w:szCs w:val="24"/>
               </w:rPr>
               <w:t>PIHAK PERTAMA,</w:t>
-              <w:br/>
-              <w:br/>
-              <w:br/>
+            </w:r>
+          </w:p>
+          <w:p>
+            <w:pPr>
+              <w:rPr>
+                <w:rFonts w:ascii="Bookman Old Style" w:eastAsia="Bookman Old Style" w:hAnsi="Bookman Old Style" w:cs="Bookman Old Style"/>
+                <w:sz w:val="24"/>
+                <w:szCs w:val="24"/>
+              </w:rPr>
+            </w:pPr>
+          </w:p>
+          <w:p>
+            <w:pPr>
+              <w:jc w:val="center"/>
+              <w:rPr>
+                <w:rFonts w:ascii="Bookman Old Style" w:eastAsia="Bookman Old Style" w:hAnsi="Bookman Old Style" w:cs="Bookman Old Style"/>
+                <w:sz w:val="24"/>
+                <w:szCs w:val="24"/>
+              </w:rPr>
+            </w:pPr>
+          </w:p>
+          <w:p>
+            <w:pPr>
+              <w:jc w:val="center"/>
+              <w:rPr>
+                <w:rFonts w:ascii="Bookman Old Style" w:eastAsia="Bookman Old Style" w:hAnsi="Bookman Old Style" w:cs="Bookman Old Style"/>
+                <w:sz w:val="24"/>
+                <w:szCs w:val="24"/>
+              </w:rPr>
+            </w:pPr>
+            <w:r>
+              <w:rPr>
+                <w:rFonts w:ascii="Bookman Old Style" w:eastAsia="Bookman Old Style" w:hAnsi="Bookman Old Style" w:cs="Bookman Old Style"/>
+                <w:sz w:val="24"/>
+                <w:szCs w:val="24"/>
+              </w:rPr>
               <w:t>${nama_ketua_tim}</w:t>
-            </w:r>
-          </w:p>
-          <w:p>
-            <w:pPr>
-              <w:rPr>
-                <w:rFonts w:ascii="Bookman Old Style" w:eastAsia="Bookman Old Style" w:hAnsi="Bookman Old Style" w:cs="Bookman Old Style"/>
-                <w:sz w:val="24"/>
-                <w:szCs w:val="24"/>
-              </w:rPr>
-            </w:pPr>
-          </w:p>
-          <w:p>
-            <w:pPr>
-              <w:jc w:val="center"/>
-              <w:rPr>
-                <w:rFonts w:ascii="Bookman Old Style" w:eastAsia="Bookman Old Style" w:hAnsi="Bookman Old Style" w:cs="Bookman Old Style"/>
-                <w:sz w:val="24"/>
-                <w:szCs w:val="24"/>
-              </w:rPr>
-            </w:pPr>
-          </w:p>
-          <w:p>
-            <w:pPr>
-              <w:jc w:val="center"/>
-              <w:rPr>
-                <w:rFonts w:ascii="Bookman Old Style" w:eastAsia="Bookman Old Style" w:hAnsi="Bookman Old Style" w:cs="Bookman Old Style"/>
-                <w:sz w:val="24"/>
-                <w:szCs w:val="24"/>
-              </w:rPr>
-            </w:pPr>
-            <w:r>
-              <w:rPr>
-                <w:rFonts w:ascii="Bookman Old Style" w:eastAsia="Bookman Old Style" w:hAnsi="Bookman Old Style" w:cs="Bookman Old Style"/>
-                <w:sz w:val="24"/>
-                <w:szCs w:val="24"/>
-              </w:rPr>
             </w:r>
           </w:p>
         </w:tc>
@@ -1235,7 +1235,7 @@
           <w:sz w:val="24"/>
           <w:szCs w:val="24"/>
         </w:rPr>
-        <w:t>NOMOR: ${nomor}</w:t>
+        <w:t>${nomor}</w:t>
       </w:r>
     </w:p>
     <w:p>
@@ -1920,11 +1920,10 @@
             <w:r>
               <w:rPr>
                 <w:rFonts w:ascii="Bookman Old Style" w:eastAsia="Bookman Old Style" w:hAnsi="Bookman Old Style" w:cs="Bookman Old Style"/>
-                <w:color w:val="FF0000"/>
-                <w:sz w:val="24"/>
-                <w:szCs w:val="24"/>
-              </w:rPr>
-              <w:t>${target_sls} SLS/Sub-SLS</w:t>
+                <w:sz w:val="24"/>
+                <w:szCs w:val="24"/>
+              </w:rPr>
+              <w:t>${target_sls}</w:t>
             </w:r>
             <w:r>
               <w:rPr>
@@ -1961,6 +1960,7 @@
                 <w:sz w:val="24"/>
                 <w:szCs w:val="24"/>
               </w:rPr>
+              <w:t>SLS/Sub-SLS</w:t>
             </w:r>
           </w:p>
         </w:tc>
@@ -1985,15 +1985,15 @@
                 <w:sz w:val="24"/>
                 <w:szCs w:val="24"/>
               </w:rPr>
-              <w:t xml:space="preserve">Telah mencapai target pekerjaan sebesar ${realisasi_sls} SLS/Sub-SLS </w:t>
-            </w:r>
-            <w:r>
-              <w:rPr>
-                <w:rFonts w:ascii="Bookman Old Style" w:eastAsia="Bookman Old Style" w:hAnsi="Bookman Old Style" w:cs="Bookman Old Style"/>
-                <w:color w:val="FF0000"/>
-                <w:sz w:val="24"/>
-                <w:szCs w:val="24"/>
-              </w:rPr>
+              <w:t xml:space="preserve">Telah mencapai target pekerjaan sebesar </w:t>
+            </w:r>
+            <w:r>
+              <w:rPr>
+                <w:rFonts w:ascii="Bookman Old Style" w:eastAsia="Bookman Old Style" w:hAnsi="Bookman Old Style" w:cs="Bookman Old Style"/>
+                <w:sz w:val="24"/>
+                <w:szCs w:val="24"/>
+              </w:rPr>
+              <w:t xml:space="preserve">${realisasi_sls} </w:t>
             </w:r>
             <w:r>
               <w:rPr>
@@ -2020,6 +2020,7 @@
                 <w:sz w:val="24"/>
                 <w:szCs w:val="24"/>
               </w:rPr>
+              <w:t xml:space="preserve">SLS/Sub-SLS </w:t>
             </w:r>
           </w:p>
         </w:tc>
@@ -2247,8 +2248,6 @@
             <w:r>
               <w:rPr>
                 <w:rFonts w:ascii="Bookman Old Style" w:eastAsia="Bookman Old Style" w:hAnsi="Bookman Old Style" w:cs="Bookman Old Style"/>
-                <w:i/>
-                <w:iCs/>
                 <w:sz w:val="24"/>
                 <w:szCs w:val="24"/>
               </w:rPr>
@@ -2445,77 +2444,70 @@
                 <w:szCs w:val="24"/>
               </w:rPr>
             </w:pPr>
-            <w:r>
-              <w:br/>
-              <w:br/>
+          </w:p>
+          <w:p>
+            <w:pPr>
+              <w:jc w:val="center"/>
+              <w:rPr>
+                <w:rFonts w:ascii="Bookman Old Style" w:eastAsia="Bookman Old Style" w:hAnsi="Bookman Old Style" w:cs="Bookman Old Style"/>
+                <w:sz w:val="24"/>
+                <w:szCs w:val="24"/>
+              </w:rPr>
+            </w:pPr>
+          </w:p>
+          <w:p>
+            <w:pPr>
+              <w:jc w:val="center"/>
+              <w:rPr>
+                <w:rFonts w:ascii="Bookman Old Style" w:eastAsia="Bookman Old Style" w:hAnsi="Bookman Old Style" w:cs="Bookman Old Style"/>
+                <w:sz w:val="24"/>
+                <w:szCs w:val="24"/>
+              </w:rPr>
+            </w:pPr>
+            <w:r>
+              <w:rPr>
+                <w:rFonts w:ascii="Bookman Old Style" w:eastAsia="Bookman Old Style" w:hAnsi="Bookman Old Style" w:cs="Bookman Old Style"/>
+                <w:sz w:val="24"/>
+                <w:szCs w:val="24"/>
+              </w:rPr>
               <w:t>PIHAK KEDUA,</w:t>
-              <w:br/>
-              <w:br/>
-              <w:br/>
+            </w:r>
+          </w:p>
+          <w:p>
+            <w:pPr>
+              <w:rPr>
+                <w:rFonts w:ascii="Bookman Old Style" w:eastAsia="Bookman Old Style" w:hAnsi="Bookman Old Style" w:cs="Bookman Old Style"/>
+                <w:sz w:val="24"/>
+                <w:szCs w:val="24"/>
+              </w:rPr>
+            </w:pPr>
+          </w:p>
+          <w:p>
+            <w:pPr>
+              <w:jc w:val="center"/>
+              <w:rPr>
+                <w:rFonts w:ascii="Bookman Old Style" w:eastAsia="Bookman Old Style" w:hAnsi="Bookman Old Style" w:cs="Bookman Old Style"/>
+                <w:sz w:val="24"/>
+                <w:szCs w:val="24"/>
+              </w:rPr>
+            </w:pPr>
+          </w:p>
+          <w:p>
+            <w:pPr>
+              <w:jc w:val="center"/>
+              <w:rPr>
+                <w:rFonts w:ascii="Bookman Old Style" w:eastAsia="Bookman Old Style" w:hAnsi="Bookman Old Style" w:cs="Bookman Old Style"/>
+                <w:sz w:val="24"/>
+                <w:szCs w:val="24"/>
+              </w:rPr>
+            </w:pPr>
+            <w:r>
+              <w:rPr>
+                <w:rFonts w:ascii="Bookman Old Style" w:eastAsia="Bookman Old Style" w:hAnsi="Bookman Old Style" w:cs="Bookman Old Style"/>
+                <w:sz w:val="24"/>
+                <w:szCs w:val="24"/>
+              </w:rPr>
               <w:t>${nama_petugas}</w:t>
-            </w:r>
-          </w:p>
-          <w:p>
-            <w:pPr>
-              <w:jc w:val="center"/>
-              <w:rPr>
-                <w:rFonts w:ascii="Bookman Old Style" w:eastAsia="Bookman Old Style" w:hAnsi="Bookman Old Style" w:cs="Bookman Old Style"/>
-                <w:sz w:val="24"/>
-                <w:szCs w:val="24"/>
-              </w:rPr>
-            </w:pPr>
-          </w:p>
-          <w:p>
-            <w:pPr>
-              <w:jc w:val="center"/>
-              <w:rPr>
-                <w:rFonts w:ascii="Bookman Old Style" w:eastAsia="Bookman Old Style" w:hAnsi="Bookman Old Style" w:cs="Bookman Old Style"/>
-                <w:sz w:val="24"/>
-                <w:szCs w:val="24"/>
-              </w:rPr>
-            </w:pPr>
-            <w:r>
-              <w:rPr>
-                <w:rFonts w:ascii="Bookman Old Style" w:eastAsia="Bookman Old Style" w:hAnsi="Bookman Old Style" w:cs="Bookman Old Style"/>
-                <w:sz w:val="24"/>
-                <w:szCs w:val="24"/>
-              </w:rPr>
-            </w:r>
-          </w:p>
-          <w:p>
-            <w:pPr>
-              <w:rPr>
-                <w:rFonts w:ascii="Bookman Old Style" w:eastAsia="Bookman Old Style" w:hAnsi="Bookman Old Style" w:cs="Bookman Old Style"/>
-                <w:sz w:val="24"/>
-                <w:szCs w:val="24"/>
-              </w:rPr>
-            </w:pPr>
-          </w:p>
-          <w:p>
-            <w:pPr>
-              <w:jc w:val="center"/>
-              <w:rPr>
-                <w:rFonts w:ascii="Bookman Old Style" w:eastAsia="Bookman Old Style" w:hAnsi="Bookman Old Style" w:cs="Bookman Old Style"/>
-                <w:sz w:val="24"/>
-                <w:szCs w:val="24"/>
-              </w:rPr>
-            </w:pPr>
-          </w:p>
-          <w:p>
-            <w:pPr>
-              <w:jc w:val="center"/>
-              <w:rPr>
-                <w:rFonts w:ascii="Bookman Old Style" w:eastAsia="Bookman Old Style" w:hAnsi="Bookman Old Style" w:cs="Bookman Old Style"/>
-                <w:sz w:val="24"/>
-                <w:szCs w:val="24"/>
-              </w:rPr>
-            </w:pPr>
-            <w:r>
-              <w:rPr>
-                <w:rFonts w:ascii="Bookman Old Style" w:eastAsia="Bookman Old Style" w:hAnsi="Bookman Old Style" w:cs="Bookman Old Style"/>
-                <w:sz w:val="24"/>
-                <w:szCs w:val="24"/>
-              </w:rPr>
             </w:r>
           </w:p>
         </w:tc>
@@ -2538,77 +2530,70 @@
                 <w:szCs w:val="24"/>
               </w:rPr>
             </w:pPr>
-            <w:r>
-              <w:br/>
-              <w:br/>
+          </w:p>
+          <w:p>
+            <w:pPr>
+              <w:jc w:val="center"/>
+              <w:rPr>
+                <w:rFonts w:ascii="Bookman Old Style" w:eastAsia="Bookman Old Style" w:hAnsi="Bookman Old Style" w:cs="Bookman Old Style"/>
+                <w:sz w:val="24"/>
+                <w:szCs w:val="24"/>
+              </w:rPr>
+            </w:pPr>
+          </w:p>
+          <w:p>
+            <w:pPr>
+              <w:jc w:val="center"/>
+              <w:rPr>
+                <w:rFonts w:ascii="Bookman Old Style" w:eastAsia="Bookman Old Style" w:hAnsi="Bookman Old Style" w:cs="Bookman Old Style"/>
+                <w:sz w:val="24"/>
+                <w:szCs w:val="24"/>
+              </w:rPr>
+            </w:pPr>
+            <w:r>
+              <w:rPr>
+                <w:rFonts w:ascii="Bookman Old Style" w:eastAsia="Bookman Old Style" w:hAnsi="Bookman Old Style" w:cs="Bookman Old Style"/>
+                <w:sz w:val="24"/>
+                <w:szCs w:val="24"/>
+              </w:rPr>
               <w:t>PIHAK PERTAMA,</w:t>
-              <w:br/>
-              <w:br/>
-              <w:br/>
+            </w:r>
+          </w:p>
+          <w:p>
+            <w:pPr>
+              <w:rPr>
+                <w:rFonts w:ascii="Bookman Old Style" w:eastAsia="Bookman Old Style" w:hAnsi="Bookman Old Style" w:cs="Bookman Old Style"/>
+                <w:sz w:val="24"/>
+                <w:szCs w:val="24"/>
+              </w:rPr>
+            </w:pPr>
+          </w:p>
+          <w:p>
+            <w:pPr>
+              <w:jc w:val="center"/>
+              <w:rPr>
+                <w:rFonts w:ascii="Bookman Old Style" w:eastAsia="Bookman Old Style" w:hAnsi="Bookman Old Style" w:cs="Bookman Old Style"/>
+                <w:sz w:val="24"/>
+                <w:szCs w:val="24"/>
+              </w:rPr>
+            </w:pPr>
+          </w:p>
+          <w:p>
+            <w:pPr>
+              <w:jc w:val="center"/>
+              <w:rPr>
+                <w:rFonts w:ascii="Bookman Old Style" w:eastAsia="Bookman Old Style" w:hAnsi="Bookman Old Style" w:cs="Bookman Old Style"/>
+                <w:sz w:val="24"/>
+                <w:szCs w:val="24"/>
+              </w:rPr>
+            </w:pPr>
+            <w:r>
+              <w:rPr>
+                <w:rFonts w:ascii="Bookman Old Style" w:eastAsia="Bookman Old Style" w:hAnsi="Bookman Old Style" w:cs="Bookman Old Style"/>
+                <w:sz w:val="24"/>
+                <w:szCs w:val="24"/>
+              </w:rPr>
               <w:t>${nama_ketua_tim}</w:t>
-            </w:r>
-          </w:p>
-          <w:p>
-            <w:pPr>
-              <w:jc w:val="center"/>
-              <w:rPr>
-                <w:rFonts w:ascii="Bookman Old Style" w:eastAsia="Bookman Old Style" w:hAnsi="Bookman Old Style" w:cs="Bookman Old Style"/>
-                <w:sz w:val="24"/>
-                <w:szCs w:val="24"/>
-              </w:rPr>
-            </w:pPr>
-          </w:p>
-          <w:p>
-            <w:pPr>
-              <w:jc w:val="center"/>
-              <w:rPr>
-                <w:rFonts w:ascii="Bookman Old Style" w:eastAsia="Bookman Old Style" w:hAnsi="Bookman Old Style" w:cs="Bookman Old Style"/>
-                <w:sz w:val="24"/>
-                <w:szCs w:val="24"/>
-              </w:rPr>
-            </w:pPr>
-            <w:r>
-              <w:rPr>
-                <w:rFonts w:ascii="Bookman Old Style" w:eastAsia="Bookman Old Style" w:hAnsi="Bookman Old Style" w:cs="Bookman Old Style"/>
-                <w:sz w:val="24"/>
-                <w:szCs w:val="24"/>
-              </w:rPr>
-            </w:r>
-          </w:p>
-          <w:p>
-            <w:pPr>
-              <w:rPr>
-                <w:rFonts w:ascii="Bookman Old Style" w:eastAsia="Bookman Old Style" w:hAnsi="Bookman Old Style" w:cs="Bookman Old Style"/>
-                <w:sz w:val="24"/>
-                <w:szCs w:val="24"/>
-              </w:rPr>
-            </w:pPr>
-          </w:p>
-          <w:p>
-            <w:pPr>
-              <w:jc w:val="center"/>
-              <w:rPr>
-                <w:rFonts w:ascii="Bookman Old Style" w:eastAsia="Bookman Old Style" w:hAnsi="Bookman Old Style" w:cs="Bookman Old Style"/>
-                <w:sz w:val="24"/>
-                <w:szCs w:val="24"/>
-              </w:rPr>
-            </w:pPr>
-          </w:p>
-          <w:p>
-            <w:pPr>
-              <w:jc w:val="center"/>
-              <w:rPr>
-                <w:rFonts w:ascii="Bookman Old Style" w:eastAsia="Bookman Old Style" w:hAnsi="Bookman Old Style" w:cs="Bookman Old Style"/>
-                <w:sz w:val="24"/>
-                <w:szCs w:val="24"/>
-              </w:rPr>
-            </w:pPr>
-            <w:r>
-              <w:rPr>
-                <w:rFonts w:ascii="Bookman Old Style" w:eastAsia="Bookman Old Style" w:hAnsi="Bookman Old Style" w:cs="Bookman Old Style"/>
-                <w:sz w:val="24"/>
-                <w:szCs w:val="24"/>
-              </w:rPr>
             </w:r>
           </w:p>
         </w:tc>
@@ -3800,8 +3785,6 @@
             <w:r>
               <w:rPr>
                 <w:rFonts w:ascii="Bookman Old Style" w:eastAsia="Bookman Old Style" w:hAnsi="Bookman Old Style" w:cs="Bookman Old Style"/>
-                <w:i/>
-                <w:iCs/>
                 <w:sz w:val="24"/>
                 <w:szCs w:val="24"/>
               </w:rPr>
@@ -4082,77 +4065,70 @@
                 <w:szCs w:val="24"/>
               </w:rPr>
             </w:pPr>
-            <w:r>
-              <w:br/>
-              <w:br/>
+          </w:p>
+          <w:p>
+            <w:pPr>
+              <w:jc w:val="center"/>
+              <w:rPr>
+                <w:rFonts w:ascii="Bookman Old Style" w:eastAsia="Bookman Old Style" w:hAnsi="Bookman Old Style" w:cs="Bookman Old Style"/>
+                <w:sz w:val="24"/>
+                <w:szCs w:val="24"/>
+              </w:rPr>
+            </w:pPr>
+          </w:p>
+          <w:p>
+            <w:pPr>
+              <w:jc w:val="center"/>
+              <w:rPr>
+                <w:rFonts w:ascii="Bookman Old Style" w:eastAsia="Bookman Old Style" w:hAnsi="Bookman Old Style" w:cs="Bookman Old Style"/>
+                <w:sz w:val="24"/>
+                <w:szCs w:val="24"/>
+              </w:rPr>
+            </w:pPr>
+            <w:r>
+              <w:rPr>
+                <w:rFonts w:ascii="Bookman Old Style" w:eastAsia="Bookman Old Style" w:hAnsi="Bookman Old Style" w:cs="Bookman Old Style"/>
+                <w:sz w:val="24"/>
+                <w:szCs w:val="24"/>
+              </w:rPr>
               <w:t>PIHAK KEDUA,</w:t>
-              <w:br/>
-              <w:br/>
-              <w:br/>
+            </w:r>
+          </w:p>
+          <w:p>
+            <w:pPr>
+              <w:rPr>
+                <w:rFonts w:ascii="Bookman Old Style" w:eastAsia="Bookman Old Style" w:hAnsi="Bookman Old Style" w:cs="Bookman Old Style"/>
+                <w:sz w:val="24"/>
+                <w:szCs w:val="24"/>
+              </w:rPr>
+            </w:pPr>
+          </w:p>
+          <w:p>
+            <w:pPr>
+              <w:jc w:val="center"/>
+              <w:rPr>
+                <w:rFonts w:ascii="Bookman Old Style" w:eastAsia="Bookman Old Style" w:hAnsi="Bookman Old Style" w:cs="Bookman Old Style"/>
+                <w:sz w:val="24"/>
+                <w:szCs w:val="24"/>
+              </w:rPr>
+            </w:pPr>
+          </w:p>
+          <w:p>
+            <w:pPr>
+              <w:jc w:val="center"/>
+              <w:rPr>
+                <w:rFonts w:ascii="Bookman Old Style" w:eastAsia="Bookman Old Style" w:hAnsi="Bookman Old Style" w:cs="Bookman Old Style"/>
+                <w:sz w:val="24"/>
+                <w:szCs w:val="24"/>
+              </w:rPr>
+            </w:pPr>
+            <w:r>
+              <w:rPr>
+                <w:rFonts w:ascii="Bookman Old Style" w:eastAsia="Bookman Old Style" w:hAnsi="Bookman Old Style" w:cs="Bookman Old Style"/>
+                <w:sz w:val="24"/>
+                <w:szCs w:val="24"/>
+              </w:rPr>
               <w:t>${nama_petugas}</w:t>
-            </w:r>
-          </w:p>
-          <w:p>
-            <w:pPr>
-              <w:jc w:val="center"/>
-              <w:rPr>
-                <w:rFonts w:ascii="Bookman Old Style" w:eastAsia="Bookman Old Style" w:hAnsi="Bookman Old Style" w:cs="Bookman Old Style"/>
-                <w:sz w:val="24"/>
-                <w:szCs w:val="24"/>
-              </w:rPr>
-            </w:pPr>
-          </w:p>
-          <w:p>
-            <w:pPr>
-              <w:jc w:val="center"/>
-              <w:rPr>
-                <w:rFonts w:ascii="Bookman Old Style" w:eastAsia="Bookman Old Style" w:hAnsi="Bookman Old Style" w:cs="Bookman Old Style"/>
-                <w:sz w:val="24"/>
-                <w:szCs w:val="24"/>
-              </w:rPr>
-            </w:pPr>
-            <w:r>
-              <w:rPr>
-                <w:rFonts w:ascii="Bookman Old Style" w:eastAsia="Bookman Old Style" w:hAnsi="Bookman Old Style" w:cs="Bookman Old Style"/>
-                <w:sz w:val="24"/>
-                <w:szCs w:val="24"/>
-              </w:rPr>
-            </w:r>
-          </w:p>
-          <w:p>
-            <w:pPr>
-              <w:rPr>
-                <w:rFonts w:ascii="Bookman Old Style" w:eastAsia="Bookman Old Style" w:hAnsi="Bookman Old Style" w:cs="Bookman Old Style"/>
-                <w:sz w:val="24"/>
-                <w:szCs w:val="24"/>
-              </w:rPr>
-            </w:pPr>
-          </w:p>
-          <w:p>
-            <w:pPr>
-              <w:jc w:val="center"/>
-              <w:rPr>
-                <w:rFonts w:ascii="Bookman Old Style" w:eastAsia="Bookman Old Style" w:hAnsi="Bookman Old Style" w:cs="Bookman Old Style"/>
-                <w:sz w:val="24"/>
-                <w:szCs w:val="24"/>
-              </w:rPr>
-            </w:pPr>
-          </w:p>
-          <w:p>
-            <w:pPr>
-              <w:jc w:val="center"/>
-              <w:rPr>
-                <w:rFonts w:ascii="Bookman Old Style" w:eastAsia="Bookman Old Style" w:hAnsi="Bookman Old Style" w:cs="Bookman Old Style"/>
-                <w:sz w:val="24"/>
-                <w:szCs w:val="24"/>
-              </w:rPr>
-            </w:pPr>
-            <w:r>
-              <w:rPr>
-                <w:rFonts w:ascii="Bookman Old Style" w:eastAsia="Bookman Old Style" w:hAnsi="Bookman Old Style" w:cs="Bookman Old Style"/>
-                <w:sz w:val="24"/>
-                <w:szCs w:val="24"/>
-              </w:rPr>
             </w:r>
           </w:p>
         </w:tc>
@@ -4175,77 +4151,70 @@
                 <w:szCs w:val="24"/>
               </w:rPr>
             </w:pPr>
-            <w:r>
-              <w:br/>
-              <w:br/>
+          </w:p>
+          <w:p>
+            <w:pPr>
+              <w:jc w:val="center"/>
+              <w:rPr>
+                <w:rFonts w:ascii="Bookman Old Style" w:eastAsia="Bookman Old Style" w:hAnsi="Bookman Old Style" w:cs="Bookman Old Style"/>
+                <w:sz w:val="24"/>
+                <w:szCs w:val="24"/>
+              </w:rPr>
+            </w:pPr>
+          </w:p>
+          <w:p>
+            <w:pPr>
+              <w:jc w:val="center"/>
+              <w:rPr>
+                <w:rFonts w:ascii="Bookman Old Style" w:eastAsia="Bookman Old Style" w:hAnsi="Bookman Old Style" w:cs="Bookman Old Style"/>
+                <w:sz w:val="24"/>
+                <w:szCs w:val="24"/>
+              </w:rPr>
+            </w:pPr>
+            <w:r>
+              <w:rPr>
+                <w:rFonts w:ascii="Bookman Old Style" w:eastAsia="Bookman Old Style" w:hAnsi="Bookman Old Style" w:cs="Bookman Old Style"/>
+                <w:sz w:val="24"/>
+                <w:szCs w:val="24"/>
+              </w:rPr>
               <w:t>PIHAK PERTAMA,</w:t>
-              <w:br/>
-              <w:br/>
-              <w:br/>
+            </w:r>
+          </w:p>
+          <w:p>
+            <w:pPr>
+              <w:rPr>
+                <w:rFonts w:ascii="Bookman Old Style" w:eastAsia="Bookman Old Style" w:hAnsi="Bookman Old Style" w:cs="Bookman Old Style"/>
+                <w:sz w:val="24"/>
+                <w:szCs w:val="24"/>
+              </w:rPr>
+            </w:pPr>
+          </w:p>
+          <w:p>
+            <w:pPr>
+              <w:jc w:val="center"/>
+              <w:rPr>
+                <w:rFonts w:ascii="Bookman Old Style" w:eastAsia="Bookman Old Style" w:hAnsi="Bookman Old Style" w:cs="Bookman Old Style"/>
+                <w:sz w:val="24"/>
+                <w:szCs w:val="24"/>
+              </w:rPr>
+            </w:pPr>
+          </w:p>
+          <w:p>
+            <w:pPr>
+              <w:jc w:val="center"/>
+              <w:rPr>
+                <w:rFonts w:ascii="Bookman Old Style" w:eastAsia="Bookman Old Style" w:hAnsi="Bookman Old Style" w:cs="Bookman Old Style"/>
+                <w:sz w:val="24"/>
+                <w:szCs w:val="24"/>
+              </w:rPr>
+            </w:pPr>
+            <w:r>
+              <w:rPr>
+                <w:rFonts w:ascii="Bookman Old Style" w:eastAsia="Bookman Old Style" w:hAnsi="Bookman Old Style" w:cs="Bookman Old Style"/>
+                <w:sz w:val="24"/>
+                <w:szCs w:val="24"/>
+              </w:rPr>
               <w:t>${nama_ketua_tim}</w:t>
-            </w:r>
-          </w:p>
-          <w:p>
-            <w:pPr>
-              <w:jc w:val="center"/>
-              <w:rPr>
-                <w:rFonts w:ascii="Bookman Old Style" w:eastAsia="Bookman Old Style" w:hAnsi="Bookman Old Style" w:cs="Bookman Old Style"/>
-                <w:sz w:val="24"/>
-                <w:szCs w:val="24"/>
-              </w:rPr>
-            </w:pPr>
-          </w:p>
-          <w:p>
-            <w:pPr>
-              <w:jc w:val="center"/>
-              <w:rPr>
-                <w:rFonts w:ascii="Bookman Old Style" w:eastAsia="Bookman Old Style" w:hAnsi="Bookman Old Style" w:cs="Bookman Old Style"/>
-                <w:sz w:val="24"/>
-                <w:szCs w:val="24"/>
-              </w:rPr>
-            </w:pPr>
-            <w:r>
-              <w:rPr>
-                <w:rFonts w:ascii="Bookman Old Style" w:eastAsia="Bookman Old Style" w:hAnsi="Bookman Old Style" w:cs="Bookman Old Style"/>
-                <w:sz w:val="24"/>
-                <w:szCs w:val="24"/>
-              </w:rPr>
-            </w:r>
-          </w:p>
-          <w:p>
-            <w:pPr>
-              <w:rPr>
-                <w:rFonts w:ascii="Bookman Old Style" w:eastAsia="Bookman Old Style" w:hAnsi="Bookman Old Style" w:cs="Bookman Old Style"/>
-                <w:sz w:val="24"/>
-                <w:szCs w:val="24"/>
-              </w:rPr>
-            </w:pPr>
-          </w:p>
-          <w:p>
-            <w:pPr>
-              <w:jc w:val="center"/>
-              <w:rPr>
-                <w:rFonts w:ascii="Bookman Old Style" w:eastAsia="Bookman Old Style" w:hAnsi="Bookman Old Style" w:cs="Bookman Old Style"/>
-                <w:sz w:val="24"/>
-                <w:szCs w:val="24"/>
-              </w:rPr>
-            </w:pPr>
-          </w:p>
-          <w:p>
-            <w:pPr>
-              <w:jc w:val="center"/>
-              <w:rPr>
-                <w:rFonts w:ascii="Bookman Old Style" w:eastAsia="Bookman Old Style" w:hAnsi="Bookman Old Style" w:cs="Bookman Old Style"/>
-                <w:sz w:val="24"/>
-                <w:szCs w:val="24"/>
-              </w:rPr>
-            </w:pPr>
-            <w:r>
-              <w:rPr>
-                <w:rFonts w:ascii="Bookman Old Style" w:eastAsia="Bookman Old Style" w:hAnsi="Bookman Old Style" w:cs="Bookman Old Style"/>
-                <w:sz w:val="24"/>
-                <w:szCs w:val="24"/>
-              </w:rPr>
             </w:r>
           </w:p>
         </w:tc>

--- a/static/templates-se2026/bapp_termin1_pml_se2026.docx
+++ b/static/templates-se2026/bapp_termin1_pml_se2026.docx
@@ -971,7 +971,7 @@
                 <w:sz w:val="24"/>
                 <w:szCs w:val="24"/>
               </w:rPr>
-              <w:t>(.........................................)</w:t>
+              <w:t>(${nama_petugas})</w:t>
             </w:r>
           </w:p>
         </w:tc>
@@ -1050,7 +1050,7 @@
                 <w:sz w:val="24"/>
                 <w:szCs w:val="24"/>
               </w:rPr>
-              <w:t>(.........................................)</w:t>
+              <w:t>(${nama_ketua_tim})</w:t>
             </w:r>
           </w:p>
         </w:tc>
@@ -1159,7 +1159,7 @@
           <w:sz w:val="24"/>
           <w:szCs w:val="24"/>
         </w:rPr>
-        <w:t>(.........................................)</w:t>
+        <w:t>(${nama_ppk})</w:t>
       </w:r>
     </w:p>
     <w:p>
@@ -2828,7 +2828,7 @@
                 <w:sz w:val="24"/>
                 <w:szCs w:val="24"/>
               </w:rPr>
-              <w:t>(.........................................)</w:t>
+              <w:t>(${nama_petugas})</w:t>
             </w:r>
           </w:p>
         </w:tc>
@@ -2943,7 +2943,7 @@
                 <w:sz w:val="24"/>
                 <w:szCs w:val="24"/>
               </w:rPr>
-              <w:t>(.........................................)</w:t>
+              <w:t>(${nama_ketua_tim})</w:t>
             </w:r>
           </w:p>
         </w:tc>
@@ -3124,7 +3124,7 @@
           <w:sz w:val="24"/>
           <w:szCs w:val="24"/>
         </w:rPr>
-        <w:t>(.........................................)</w:t>
+        <w:t>(${nama_ppk})</w:t>
       </w:r>
     </w:p>
     <w:p>

--- a/static/templates-se2026/bapp_termin1_pml_se2026.docx
+++ b/static/templates-se2026/bapp_termin1_pml_se2026.docx
@@ -366,22 +366,6 @@
         <w:tab/>
         <w:t>: PPK BPS Kabupaten/Kota Dompu, selanjutnya disebut sebagai PIHAK PERTAMA.</w:t>
       </w:r>
-      <w:r>
-        <w:rPr>
-          <w:rFonts w:eastAsia="Bookman Old Style" w:cs="Bookman Old Style" w:ascii="Bookman Old Style" w:hAnsi="Bookman Old Style"/>
-          <w:b/>
-          <w:bCs/>
-          <w:sz w:val="24"/>
-          <w:szCs w:val="24"/>
-        </w:rPr>
-      </w:r>
-      <w:r>
-        <w:rPr>
-          <w:rFonts w:eastAsia="Bookman Old Style" w:cs="Bookman Old Style" w:ascii="Bookman Old Style" w:hAnsi="Bookman Old Style"/>
-          <w:sz w:val="24"/>
-          <w:szCs w:val="24"/>
-        </w:rPr>
-      </w:r>
     </w:p>
     <w:p>
       <w:pPr>
@@ -582,13 +566,6 @@
         </w:rPr>
         <w:t>PIHAK KEDUA telah melaksanakan  pekerjaan Pemeriksaan Pendataan Lapangan  Sensus Ekonomi 2026 pada Badan Pusat Statistik Kabupaten/Kota Dompu berdasarkan Perjanjian Kerja Nomor: ${nomor_spk}, sesuai dengan target pekerjaan termin I yang ditetapkan sebesar ${target_sls} SLS/Sub-SLS.</w:t>
       </w:r>
-      <w:r>
-        <w:rPr>
-          <w:rFonts w:eastAsia="Bookman Old Style" w:cs="Bookman Old Style" w:ascii="Bookman Old Style" w:hAnsi="Bookman Old Style"/>
-          <w:sz w:val="24"/>
-          <w:szCs w:val="24"/>
-        </w:rPr>
-      </w:r>
     </w:p>
     <w:p>
       <w:pPr>
@@ -633,7 +610,6 @@
           <w:ilvl w:val="0"/>
           <w:numId w:val="1"/>
         </w:numPr>
-        <w:pBdr/>
         <w:ind w:hanging="437" w:start="426"/>
         <w:jc w:val="both"/>
         <w:rPr>
@@ -713,7 +689,6 @@
           <w:ilvl w:val="0"/>
           <w:numId w:val="1"/>
         </w:numPr>
-        <w:pBdr/>
         <w:ind w:hanging="437" w:start="426"/>
         <w:jc w:val="both"/>
         <w:rPr>
@@ -729,14 +704,6 @@
           <w:szCs w:val="24"/>
         </w:rPr>
         <w:t>Pekerjaan Pemeriksaan Pendataan Lapangan Sensus Ekonomi 2026 sebagaimana dimaksud dalam angka 3, berupa dokumen pemeriksaan hasil Pendataan Lapangan Sensus Ekonomi 2026, sejumlah ${realisasi_sls} SLS/Sub-SLS.</w:t>
-      </w:r>
-      <w:r>
-        <w:rPr>
-          <w:rFonts w:eastAsia="Bookman Old Style" w:cs="Bookman Old Style" w:ascii="Bookman Old Style" w:hAnsi="Bookman Old Style"/>
-          <w:color w:val="FF0000"/>
-          <w:sz w:val="24"/>
-          <w:szCs w:val="24"/>
-        </w:rPr>
       </w:r>
     </w:p>
     <w:p>
@@ -747,7 +714,6 @@
           <w:ilvl w:val="0"/>
           <w:numId w:val="1"/>
         </w:numPr>
-        <w:pBdr/>
         <w:ind w:hanging="437" w:start="426"/>
         <w:jc w:val="both"/>
         <w:rPr>
@@ -971,6 +937,42 @@
                 <w:sz w:val="24"/>
                 <w:szCs w:val="24"/>
               </w:rPr>
+            </w:r>
+          </w:p>
+          <w:p>
+            <w:pPr>
+              <w:pStyle w:val="normal1"/>
+              <w:jc w:val="center"/>
+              <w:rPr>
+                <w:rFonts w:ascii="Bookman Old Style" w:hAnsi="Bookman Old Style" w:eastAsia="Bookman Old Style" w:cs="Bookman Old Style"/>
+                <w:sz w:val="24"/>
+                <w:szCs w:val="24"/>
+              </w:rPr>
+            </w:pPr>
+            <w:r>
+              <w:rPr>
+                <w:rFonts w:eastAsia="Bookman Old Style" w:cs="Bookman Old Style" w:ascii="Bookman Old Style" w:hAnsi="Bookman Old Style"/>
+                <w:sz w:val="24"/>
+                <w:szCs w:val="24"/>
+              </w:rPr>
+            </w:r>
+          </w:p>
+          <w:p>
+            <w:pPr>
+              <w:pStyle w:val="normal1"/>
+              <w:jc w:val="center"/>
+              <w:rPr>
+                <w:rFonts w:ascii="Bookman Old Style" w:hAnsi="Bookman Old Style" w:eastAsia="Bookman Old Style" w:cs="Bookman Old Style"/>
+                <w:sz w:val="24"/>
+                <w:szCs w:val="24"/>
+              </w:rPr>
+            </w:pPr>
+            <w:r>
+              <w:rPr>
+                <w:rFonts w:eastAsia="Bookman Old Style" w:cs="Bookman Old Style" w:ascii="Bookman Old Style" w:hAnsi="Bookman Old Style"/>
+                <w:sz w:val="24"/>
+                <w:szCs w:val="24"/>
+              </w:rPr>
               <w:t>(${nama_petugas})</w:t>
             </w:r>
           </w:p>
@@ -1050,6 +1052,42 @@
                 <w:sz w:val="24"/>
                 <w:szCs w:val="24"/>
               </w:rPr>
+            </w:r>
+          </w:p>
+          <w:p>
+            <w:pPr>
+              <w:pStyle w:val="normal1"/>
+              <w:jc w:val="center"/>
+              <w:rPr>
+                <w:rFonts w:ascii="Bookman Old Style" w:hAnsi="Bookman Old Style" w:eastAsia="Bookman Old Style" w:cs="Bookman Old Style"/>
+                <w:sz w:val="24"/>
+                <w:szCs w:val="24"/>
+              </w:rPr>
+            </w:pPr>
+            <w:r>
+              <w:rPr>
+                <w:rFonts w:eastAsia="Bookman Old Style" w:cs="Bookman Old Style" w:ascii="Bookman Old Style" w:hAnsi="Bookman Old Style"/>
+                <w:sz w:val="24"/>
+                <w:szCs w:val="24"/>
+              </w:rPr>
+            </w:r>
+          </w:p>
+          <w:p>
+            <w:pPr>
+              <w:pStyle w:val="normal1"/>
+              <w:jc w:val="center"/>
+              <w:rPr>
+                <w:rFonts w:ascii="Bookman Old Style" w:hAnsi="Bookman Old Style" w:eastAsia="Bookman Old Style" w:cs="Bookman Old Style"/>
+                <w:sz w:val="24"/>
+                <w:szCs w:val="24"/>
+              </w:rPr>
+            </w:pPr>
+            <w:r>
+              <w:rPr>
+                <w:rFonts w:eastAsia="Bookman Old Style" w:cs="Bookman Old Style" w:ascii="Bookman Old Style" w:hAnsi="Bookman Old Style"/>
+                <w:sz w:val="24"/>
+                <w:szCs w:val="24"/>
+              </w:rPr>
               <w:t>(${nama_ketua_tim})</w:t>
             </w:r>
           </w:p>
@@ -1098,6 +1136,42 @@
     <w:p>
       <w:pPr>
         <w:pStyle w:val="normal1"/>
+        <w:rPr>
+          <w:rFonts w:ascii="Bookman Old Style" w:hAnsi="Bookman Old Style" w:eastAsia="Bookman Old Style" w:cs="Bookman Old Style"/>
+          <w:sz w:val="24"/>
+          <w:szCs w:val="24"/>
+        </w:rPr>
+      </w:pPr>
+      <w:r>
+        <w:rPr>
+          <w:rFonts w:eastAsia="Bookman Old Style" w:cs="Bookman Old Style" w:ascii="Bookman Old Style" w:hAnsi="Bookman Old Style"/>
+          <w:sz w:val="24"/>
+          <w:szCs w:val="24"/>
+        </w:rPr>
+      </w:r>
+    </w:p>
+    <w:p>
+      <w:pPr>
+        <w:pStyle w:val="normal1"/>
+        <w:jc w:val="center"/>
+        <w:rPr>
+          <w:rFonts w:ascii="Bookman Old Style" w:hAnsi="Bookman Old Style" w:eastAsia="Bookman Old Style" w:cs="Bookman Old Style"/>
+          <w:sz w:val="24"/>
+          <w:szCs w:val="24"/>
+        </w:rPr>
+      </w:pPr>
+      <w:r>
+        <w:rPr>
+          <w:rFonts w:eastAsia="Bookman Old Style" w:cs="Bookman Old Style" w:ascii="Bookman Old Style" w:hAnsi="Bookman Old Style"/>
+          <w:sz w:val="24"/>
+          <w:szCs w:val="24"/>
+        </w:rPr>
+      </w:r>
+    </w:p>
+    <w:p>
+      <w:pPr>
+        <w:pStyle w:val="normal1"/>
+        <w:jc w:val="center"/>
         <w:rPr>
           <w:rFonts w:ascii="Bookman Old Style" w:hAnsi="Bookman Old Style" w:eastAsia="Bookman Old Style" w:cs="Bookman Old Style"/>
           <w:sz w:val="24"/>
@@ -1298,7 +1372,6 @@
           <w:ilvl w:val="0"/>
           <w:numId w:val="2"/>
         </w:numPr>
-        <w:pBdr/>
         <w:spacing w:lineRule="auto" w:line="276" w:before="0" w:after="200"/>
         <w:ind w:hanging="720" w:start="1080"/>
         <w:rPr>
@@ -1354,10 +1427,10 @@
         <w:tblLook w:val="0400"/>
       </w:tblPr>
       <w:tblGrid>
-        <w:gridCol w:w="4079"/>
-        <w:gridCol w:w="1861"/>
-        <w:gridCol w:w="1349"/>
-        <w:gridCol w:w="1936"/>
+        <w:gridCol w:w="4078"/>
+        <w:gridCol w:w="1862"/>
+        <w:gridCol w:w="1348"/>
+        <w:gridCol w:w="1937"/>
         <w:gridCol w:w="2280"/>
         <w:gridCol w:w="1920"/>
       </w:tblGrid>
@@ -1367,7 +1440,7 @@
         </w:trPr>
         <w:tc>
           <w:tcPr>
-            <w:tcW w:w="4079" w:type="dxa"/>
+            <w:tcW w:w="4078" w:type="dxa"/>
             <w:vMerge w:val="restart"/>
             <w:tcBorders>
               <w:top w:val="single" w:sz="8" w:space="0" w:color="000000"/>
@@ -1399,7 +1472,7 @@
         </w:tc>
         <w:tc>
           <w:tcPr>
-            <w:tcW w:w="1861" w:type="dxa"/>
+            <w:tcW w:w="1862" w:type="dxa"/>
             <w:vMerge w:val="restart"/>
             <w:tcBorders>
               <w:top w:val="single" w:sz="8" w:space="0" w:color="000000"/>
@@ -1532,7 +1605,7 @@
         </w:trPr>
         <w:tc>
           <w:tcPr>
-            <w:tcW w:w="4079" w:type="dxa"/>
+            <w:tcW w:w="4078" w:type="dxa"/>
             <w:vMerge w:val="continue"/>
             <w:tcBorders>
               <w:top w:val="single" w:sz="8" w:space="0" w:color="000000"/>
@@ -1548,7 +1621,6 @@
               <w:keepNext w:val="false"/>
               <w:keepLines w:val="false"/>
               <w:widowControl w:val="false"/>
-              <w:pBdr/>
               <w:shd w:val="clear" w:fill="auto"/>
               <w:spacing w:lineRule="auto" w:line="276" w:before="0" w:after="0"/>
               <w:ind w:hanging="0" w:start="0" w:end="0"/>
@@ -1570,7 +1642,7 @@
         </w:tc>
         <w:tc>
           <w:tcPr>
-            <w:tcW w:w="1861" w:type="dxa"/>
+            <w:tcW w:w="1862" w:type="dxa"/>
             <w:vMerge w:val="continue"/>
             <w:tcBorders>
               <w:top w:val="single" w:sz="8" w:space="0" w:color="000000"/>
@@ -1586,7 +1658,6 @@
               <w:keepNext w:val="false"/>
               <w:keepLines w:val="false"/>
               <w:widowControl w:val="false"/>
-              <w:pBdr/>
               <w:shd w:val="clear" w:fill="auto"/>
               <w:spacing w:lineRule="auto" w:line="276" w:before="0" w:after="0"/>
               <w:ind w:hanging="0" w:start="0" w:end="0"/>
@@ -1608,7 +1679,7 @@
         </w:tc>
         <w:tc>
           <w:tcPr>
-            <w:tcW w:w="1349" w:type="dxa"/>
+            <w:tcW w:w="1348" w:type="dxa"/>
             <w:tcBorders>
               <w:top w:val="single" w:sz="8" w:space="0" w:color="000000"/>
               <w:start w:val="single" w:sz="8" w:space="0" w:color="000000"/>
@@ -1639,7 +1710,7 @@
         </w:tc>
         <w:tc>
           <w:tcPr>
-            <w:tcW w:w="1936" w:type="dxa"/>
+            <w:tcW w:w="1937" w:type="dxa"/>
             <w:tcBorders>
               <w:top w:val="single" w:sz="8" w:space="0" w:color="000000"/>
               <w:start w:val="single" w:sz="8" w:space="0" w:color="000000"/>
@@ -1686,7 +1757,6 @@
               <w:keepNext w:val="false"/>
               <w:keepLines w:val="false"/>
               <w:widowControl w:val="false"/>
-              <w:pBdr/>
               <w:shd w:val="clear" w:fill="auto"/>
               <w:spacing w:lineRule="auto" w:line="276" w:before="0" w:after="0"/>
               <w:ind w:hanging="0" w:start="0" w:end="0"/>
@@ -1724,7 +1794,6 @@
               <w:keepNext w:val="false"/>
               <w:keepLines w:val="false"/>
               <w:widowControl w:val="false"/>
-              <w:pBdr/>
               <w:shd w:val="clear" w:fill="auto"/>
               <w:spacing w:lineRule="auto" w:line="276" w:before="0" w:after="0"/>
               <w:ind w:hanging="0" w:start="0" w:end="0"/>
@@ -1751,7 +1820,7 @@
         </w:trPr>
         <w:tc>
           <w:tcPr>
-            <w:tcW w:w="4079" w:type="dxa"/>
+            <w:tcW w:w="4078" w:type="dxa"/>
             <w:tcBorders>
               <w:top w:val="single" w:sz="8" w:space="0" w:color="000000"/>
               <w:start w:val="single" w:sz="8" w:space="0" w:color="000000"/>
@@ -1782,7 +1851,7 @@
         </w:tc>
         <w:tc>
           <w:tcPr>
-            <w:tcW w:w="1861" w:type="dxa"/>
+            <w:tcW w:w="1862" w:type="dxa"/>
             <w:tcBorders>
               <w:top w:val="single" w:sz="8" w:space="0" w:color="000000"/>
               <w:start w:val="single" w:sz="8" w:space="0" w:color="000000"/>
@@ -1813,7 +1882,7 @@
         </w:tc>
         <w:tc>
           <w:tcPr>
-            <w:tcW w:w="1349" w:type="dxa"/>
+            <w:tcW w:w="1348" w:type="dxa"/>
             <w:tcBorders>
               <w:top w:val="single" w:sz="8" w:space="0" w:color="000000"/>
               <w:start w:val="single" w:sz="8" w:space="0" w:color="000000"/>
@@ -1844,7 +1913,7 @@
         </w:tc>
         <w:tc>
           <w:tcPr>
-            <w:tcW w:w="1936" w:type="dxa"/>
+            <w:tcW w:w="1937" w:type="dxa"/>
             <w:tcBorders>
               <w:top w:val="single" w:sz="8" w:space="0" w:color="000000"/>
               <w:start w:val="single" w:sz="8" w:space="0" w:color="000000"/>
@@ -1941,8 +2010,7 @@
         </w:trPr>
         <w:tc>
           <w:tcPr>
-            <w:tcW w:w="4079" w:type="dxa"/>
-            <w:vMerge w:val="restart"/>
+            <w:tcW w:w="4078" w:type="dxa"/>
             <w:tcBorders>
               <w:top w:val="single" w:sz="8" w:space="0" w:color="000000"/>
               <w:start w:val="single" w:sz="8" w:space="0" w:color="000000"/>
@@ -1991,8 +2059,7 @@
         </w:tc>
         <w:tc>
           <w:tcPr>
-            <w:tcW w:w="1861" w:type="dxa"/>
-            <w:vMerge w:val="restart"/>
+            <w:tcW w:w="1862" w:type="dxa"/>
             <w:tcBorders>
               <w:top w:val="single" w:sz="8" w:space="0" w:color="000000"/>
               <w:start w:val="single" w:sz="8" w:space="0" w:color="000000"/>
@@ -2041,8 +2108,7 @@
         </w:tc>
         <w:tc>
           <w:tcPr>
-            <w:tcW w:w="1349" w:type="dxa"/>
-            <w:vMerge w:val="restart"/>
+            <w:tcW w:w="1348" w:type="dxa"/>
             <w:tcBorders>
               <w:top w:val="single" w:sz="8" w:space="0" w:color="000000"/>
               <w:start w:val="single" w:sz="8" w:space="0" w:color="000000"/>
@@ -2073,8 +2139,7 @@
         </w:tc>
         <w:tc>
           <w:tcPr>
-            <w:tcW w:w="1936" w:type="dxa"/>
-            <w:vMerge w:val="restart"/>
+            <w:tcW w:w="1937" w:type="dxa"/>
             <w:tcBorders>
               <w:top w:val="single" w:sz="8" w:space="0" w:color="000000"/>
               <w:start w:val="single" w:sz="8" w:space="0" w:color="000000"/>
@@ -2108,37 +2173,11 @@
               </w:rPr>
               <w:t>${target_sls} SLS/Sub-SLS</w:t>
             </w:r>
-            <w:r>
-              <w:rPr>
-                <w:rFonts w:eastAsia="Bookman Old Style" w:cs="Bookman Old Style" w:ascii="Bookman Old Style" w:hAnsi="Bookman Old Style"/>
-                <w:b w:val="false"/>
-                <w:bCs w:val="false"/>
-                <w:i w:val="false"/>
-                <w:iCs w:val="false"/>
-                <w:color w:val="auto"/>
-                <w:sz w:val="24"/>
-                <w:szCs w:val="24"/>
-                <w:u w:val="single"/>
-              </w:rPr>
-            </w:r>
-            <w:r>
-              <w:rPr>
-                <w:rFonts w:eastAsia="Bookman Old Style" w:cs="Bookman Old Style" w:ascii="Bookman Old Style" w:hAnsi="Bookman Old Style"/>
-                <w:b w:val="false"/>
-                <w:bCs w:val="false"/>
-                <w:i w:val="false"/>
-                <w:iCs w:val="false"/>
-                <w:color w:val="auto"/>
-                <w:sz w:val="24"/>
-                <w:szCs w:val="24"/>
-              </w:rPr>
-            </w:r>
           </w:p>
         </w:tc>
         <w:tc>
           <w:tcPr>
             <w:tcW w:w="2280" w:type="dxa"/>
-            <w:vMerge w:val="restart"/>
             <w:tcBorders>
               <w:top w:val="single" w:sz="8" w:space="0" w:color="000000"/>
               <w:start w:val="single" w:sz="8" w:space="0" w:color="000000"/>
@@ -2165,68 +2204,11 @@
               </w:rPr>
               <w:t>Telah mencapai target pekerjaan sebesar ${realisasi_sls} SLS/Sub-SLS</w:t>
             </w:r>
-            <w:r>
-              <w:rPr>
-                <w:rFonts w:eastAsia="Bookman Old Style" w:cs="Bookman Old Style" w:ascii="Bookman Old Style" w:hAnsi="Bookman Old Style"/>
-                <w:i w:val="false"/>
-                <w:iCs w:val="false"/>
-                <w:color w:val="auto"/>
-                <w:sz w:val="24"/>
-                <w:szCs w:val="24"/>
-              </w:rPr>
-            </w:r>
-            <w:r>
-              <w:rPr>
-                <w:rFonts w:eastAsia="Bookman Old Style" w:cs="Bookman Old Style" w:ascii="Bookman Old Style" w:hAnsi="Bookman Old Style"/>
-                <w:i w:val="false"/>
-                <w:iCs w:val="false"/>
-                <w:color w:val="auto"/>
-                <w:sz w:val="24"/>
-                <w:szCs w:val="24"/>
-              </w:rPr>
-            </w:r>
-            <w:r>
-              <w:rPr>
-                <w:rFonts w:eastAsia="Bookman Old Style" w:cs="Bookman Old Style" w:ascii="Bookman Old Style" w:hAnsi="Bookman Old Style"/>
-                <w:i w:val="false"/>
-                <w:iCs w:val="false"/>
-                <w:color w:val="auto"/>
-                <w:sz w:val="24"/>
-                <w:szCs w:val="24"/>
-                <w:u w:val="single"/>
-              </w:rPr>
-            </w:r>
-            <w:r>
-              <w:rPr>
-                <w:rFonts w:eastAsia="Bookman Old Style" w:cs="Bookman Old Style" w:ascii="Bookman Old Style" w:hAnsi="Bookman Old Style"/>
-                <w:i w:val="false"/>
-                <w:iCs w:val="false"/>
-                <w:color w:val="auto"/>
-                <w:sz w:val="24"/>
-                <w:szCs w:val="24"/>
-              </w:rPr>
-            </w:r>
-            <w:r>
-              <w:rPr>
-                <w:rFonts w:eastAsia="Bookman Old Style" w:cs="Bookman Old Style" w:ascii="Bookman Old Style" w:hAnsi="Bookman Old Style"/>
-                <w:color w:val="auto"/>
-                <w:sz w:val="24"/>
-                <w:szCs w:val="24"/>
-              </w:rPr>
-            </w:r>
-            <w:r>
-              <w:rPr>
-                <w:rFonts w:eastAsia="Bookman Old Style" w:cs="Bookman Old Style" w:ascii="Bookman Old Style" w:hAnsi="Bookman Old Style"/>
-                <w:sz w:val="24"/>
-                <w:szCs w:val="24"/>
-              </w:rPr>
-            </w:r>
           </w:p>
         </w:tc>
         <w:tc>
           <w:tcPr>
             <w:tcW w:w="1920" w:type="dxa"/>
-            <w:vMerge w:val="restart"/>
             <w:tcBorders>
               <w:top w:val="single" w:sz="8" w:space="0" w:color="000000"/>
               <w:start w:val="single" w:sz="8" w:space="0" w:color="000000"/>
@@ -2477,7 +2459,6 @@
           <w:ilvl w:val="0"/>
           <w:numId w:val="2"/>
         </w:numPr>
-        <w:pBdr/>
         <w:spacing w:lineRule="auto" w:line="276" w:before="0" w:after="200"/>
         <w:ind w:hanging="720" w:start="1080"/>
         <w:rPr>
@@ -2512,24 +2493,6 @@
           <w:szCs w:val="24"/>
         </w:rPr>
         <w:t>Screenshoot Aplikasi Fasih</w:t>
-      </w:r>
-    </w:p>
-    <w:p>
-      <w:pPr>
-        <w:pStyle w:val="normal1"/>
-        <w:ind w:hanging="0" w:start="360"/>
-        <w:rPr>
-          <w:rFonts w:ascii="Bookman Old Style" w:hAnsi="Bookman Old Style" w:eastAsia="Bookman Old Style" w:cs="Bookman Old Style"/>
-          <w:sz w:val="24"/>
-          <w:szCs w:val="24"/>
-        </w:rPr>
-      </w:pPr>
-      <w:r>
-        <w:rPr>
-          <w:rFonts w:eastAsia="Bookman Old Style" w:cs="Bookman Old Style" w:ascii="Bookman Old Style" w:hAnsi="Bookman Old Style"/>
-          <w:sz w:val="24"/>
-          <w:szCs w:val="24"/>
-        </w:rPr>
       </w:r>
     </w:p>
     <w:p>
@@ -2828,6 +2791,42 @@
                 <w:sz w:val="24"/>
                 <w:szCs w:val="24"/>
               </w:rPr>
+            </w:r>
+          </w:p>
+          <w:p>
+            <w:pPr>
+              <w:pStyle w:val="normal1"/>
+              <w:jc w:val="center"/>
+              <w:rPr>
+                <w:rFonts w:ascii="Bookman Old Style" w:hAnsi="Bookman Old Style" w:eastAsia="Bookman Old Style" w:cs="Bookman Old Style"/>
+                <w:sz w:val="24"/>
+                <w:szCs w:val="24"/>
+              </w:rPr>
+            </w:pPr>
+            <w:r>
+              <w:rPr>
+                <w:rFonts w:eastAsia="Bookman Old Style" w:cs="Bookman Old Style" w:ascii="Bookman Old Style" w:hAnsi="Bookman Old Style"/>
+                <w:sz w:val="24"/>
+                <w:szCs w:val="24"/>
+              </w:rPr>
+            </w:r>
+          </w:p>
+          <w:p>
+            <w:pPr>
+              <w:pStyle w:val="normal1"/>
+              <w:jc w:val="center"/>
+              <w:rPr>
+                <w:rFonts w:ascii="Bookman Old Style" w:hAnsi="Bookman Old Style" w:eastAsia="Bookman Old Style" w:cs="Bookman Old Style"/>
+                <w:sz w:val="24"/>
+                <w:szCs w:val="24"/>
+              </w:rPr>
+            </w:pPr>
+            <w:r>
+              <w:rPr>
+                <w:rFonts w:eastAsia="Bookman Old Style" w:cs="Bookman Old Style" w:ascii="Bookman Old Style" w:hAnsi="Bookman Old Style"/>
+                <w:sz w:val="24"/>
+                <w:szCs w:val="24"/>
+              </w:rPr>
               <w:t>(${nama_petugas})</w:t>
             </w:r>
           </w:p>
@@ -2943,6 +2942,42 @@
                 <w:sz w:val="24"/>
                 <w:szCs w:val="24"/>
               </w:rPr>
+            </w:r>
+          </w:p>
+          <w:p>
+            <w:pPr>
+              <w:pStyle w:val="normal1"/>
+              <w:jc w:val="center"/>
+              <w:rPr>
+                <w:rFonts w:ascii="Bookman Old Style" w:hAnsi="Bookman Old Style" w:eastAsia="Bookman Old Style" w:cs="Bookman Old Style"/>
+                <w:sz w:val="24"/>
+                <w:szCs w:val="24"/>
+              </w:rPr>
+            </w:pPr>
+            <w:r>
+              <w:rPr>
+                <w:rFonts w:eastAsia="Bookman Old Style" w:cs="Bookman Old Style" w:ascii="Bookman Old Style" w:hAnsi="Bookman Old Style"/>
+                <w:sz w:val="24"/>
+                <w:szCs w:val="24"/>
+              </w:rPr>
+            </w:r>
+          </w:p>
+          <w:p>
+            <w:pPr>
+              <w:pStyle w:val="normal1"/>
+              <w:jc w:val="center"/>
+              <w:rPr>
+                <w:rFonts w:ascii="Bookman Old Style" w:hAnsi="Bookman Old Style" w:eastAsia="Bookman Old Style" w:cs="Bookman Old Style"/>
+                <w:sz w:val="24"/>
+                <w:szCs w:val="24"/>
+              </w:rPr>
+            </w:pPr>
+            <w:r>
+              <w:rPr>
+                <w:rFonts w:eastAsia="Bookman Old Style" w:cs="Bookman Old Style" w:ascii="Bookman Old Style" w:hAnsi="Bookman Old Style"/>
+                <w:sz w:val="24"/>
+                <w:szCs w:val="24"/>
+              </w:rPr>
               <w:t>(${nama_ketua_tim})</w:t>
             </w:r>
           </w:p>
@@ -3003,58 +3038,6 @@
     <w:p>
       <w:pPr>
         <w:pStyle w:val="normal1"/>
-        <w:rPr>
-          <w:rFonts w:ascii="Bookman Old Style" w:hAnsi="Bookman Old Style" w:eastAsia="Bookman Old Style" w:cs="Bookman Old Style"/>
-          <w:sz w:val="24"/>
-          <w:szCs w:val="24"/>
-        </w:rPr>
-      </w:pPr>
-      <w:r>
-        <w:rPr>
-          <w:rFonts w:eastAsia="Bookman Old Style" w:cs="Bookman Old Style" w:ascii="Bookman Old Style" w:hAnsi="Bookman Old Style"/>
-          <w:sz w:val="24"/>
-          <w:szCs w:val="24"/>
-        </w:rPr>
-      </w:r>
-    </w:p>
-    <w:p>
-      <w:pPr>
-        <w:pStyle w:val="normal1"/>
-        <w:rPr>
-          <w:rFonts w:ascii="Bookman Old Style" w:hAnsi="Bookman Old Style" w:eastAsia="Bookman Old Style" w:cs="Bookman Old Style"/>
-          <w:sz w:val="24"/>
-          <w:szCs w:val="24"/>
-        </w:rPr>
-      </w:pPr>
-      <w:r>
-        <w:rPr>
-          <w:rFonts w:eastAsia="Bookman Old Style" w:cs="Bookman Old Style" w:ascii="Bookman Old Style" w:hAnsi="Bookman Old Style"/>
-          <w:sz w:val="24"/>
-          <w:szCs w:val="24"/>
-        </w:rPr>
-      </w:r>
-    </w:p>
-    <w:p>
-      <w:pPr>
-        <w:pStyle w:val="normal1"/>
-        <w:jc w:val="center"/>
-        <w:rPr>
-          <w:rFonts w:ascii="Bookman Old Style" w:hAnsi="Bookman Old Style" w:eastAsia="Bookman Old Style" w:cs="Bookman Old Style"/>
-          <w:sz w:val="24"/>
-          <w:szCs w:val="24"/>
-        </w:rPr>
-      </w:pPr>
-      <w:r>
-        <w:rPr>
-          <w:rFonts w:eastAsia="Bookman Old Style" w:cs="Bookman Old Style" w:ascii="Bookman Old Style" w:hAnsi="Bookman Old Style"/>
-          <w:sz w:val="24"/>
-          <w:szCs w:val="24"/>
-        </w:rPr>
-      </w:r>
-    </w:p>
-    <w:p>
-      <w:pPr>
-        <w:pStyle w:val="normal1"/>
         <w:jc w:val="center"/>
         <w:rPr>
           <w:rFonts w:ascii="Bookman Old Style" w:hAnsi="Bookman Old Style" w:eastAsia="Bookman Old Style" w:cs="Bookman Old Style"/>
@@ -3093,6 +3076,40 @@
     <w:p>
       <w:pPr>
         <w:pStyle w:val="normal1"/>
+        <w:rPr>
+          <w:rFonts w:ascii="Bookman Old Style" w:hAnsi="Bookman Old Style" w:eastAsia="Bookman Old Style" w:cs="Bookman Old Style"/>
+          <w:sz w:val="24"/>
+          <w:szCs w:val="24"/>
+        </w:rPr>
+      </w:pPr>
+      <w:r>
+        <w:rPr>
+          <w:rFonts w:eastAsia="Bookman Old Style" w:cs="Bookman Old Style" w:ascii="Bookman Old Style" w:hAnsi="Bookman Old Style"/>
+          <w:sz w:val="24"/>
+          <w:szCs w:val="24"/>
+        </w:rPr>
+      </w:r>
+    </w:p>
+    <w:p>
+      <w:pPr>
+        <w:pStyle w:val="normal1"/>
+        <w:rPr>
+          <w:rFonts w:ascii="Bookman Old Style" w:hAnsi="Bookman Old Style" w:eastAsia="Bookman Old Style" w:cs="Bookman Old Style"/>
+          <w:sz w:val="24"/>
+          <w:szCs w:val="24"/>
+        </w:rPr>
+      </w:pPr>
+      <w:r>
+        <w:rPr>
+          <w:rFonts w:eastAsia="Bookman Old Style" w:cs="Bookman Old Style" w:ascii="Bookman Old Style" w:hAnsi="Bookman Old Style"/>
+          <w:sz w:val="24"/>
+          <w:szCs w:val="24"/>
+        </w:rPr>
+      </w:r>
+    </w:p>
+    <w:p>
+      <w:pPr>
+        <w:pStyle w:val="normal1"/>
         <w:jc w:val="center"/>
         <w:rPr>
           <w:rFonts w:ascii="Bookman Old Style" w:hAnsi="Bookman Old Style" w:eastAsia="Bookman Old Style" w:cs="Bookman Old Style"/>
@@ -3145,8 +3162,9 @@
       </w:r>
     </w:p>
     <w:sectPr>
-      <w:headerReference w:type="default" r:id="rId5"/>
-      <w:headerReference w:type="first" r:id="rId6"/>
+      <w:headerReference w:type="even" r:id="rId5"/>
+      <w:headerReference w:type="default" r:id="rId6"/>
+      <w:headerReference w:type="first" r:id="rId7"/>
       <w:type w:val="nextPage"/>
       <w:pgSz w:orient="landscape" w:w="16838" w:h="11906"/>
       <w:pgMar w:left="1440" w:right="1440" w:gutter="0" w:header="720" w:top="1440" w:footer="0" w:bottom="1440"/>
@@ -3178,7 +3196,6 @@
   <w:p>
     <w:pPr>
       <w:pStyle w:val="normal1"/>
-      <w:pBdr/>
       <w:tabs>
         <w:tab w:val="clear" w:pos="720"/>
         <w:tab w:val="center" w:pos="4513" w:leader="none"/>
@@ -3230,7 +3247,6 @@
   <w:p>
     <w:pPr>
       <w:pStyle w:val="normal1"/>
-      <w:pBdr/>
       <w:tabs>
         <w:tab w:val="clear" w:pos="720"/>
         <w:tab w:val="center" w:pos="4513" w:leader="none"/>
@@ -3267,8 +3283,21 @@
 <w:hdr xmlns:o="urn:schemas-microsoft-com:office:office" xmlns:r="http://schemas.openxmlformats.org/officeDocument/2006/relationships" xmlns:v="urn:schemas-microsoft-com:vml" xmlns:w="http://schemas.openxmlformats.org/wordprocessingml/2006/main" xmlns:w10="urn:schemas-microsoft-com:office:word" xmlns:wp="http://schemas.openxmlformats.org/drawingml/2006/wordprocessingDrawing" xmlns:pic="http://schemas.openxmlformats.org/drawingml/2006/picture" xmlns:wps="http://schemas.microsoft.com/office/word/2010/wordprocessingShape" xmlns:wpg="http://schemas.microsoft.com/office/word/2010/wordprocessingGroup" xmlns:mc="http://schemas.openxmlformats.org/markup-compatibility/2006" xmlns:wp14="http://schemas.microsoft.com/office/word/2010/wordprocessingDrawing" xmlns:w14="http://schemas.microsoft.com/office/word/2010/wordml" xmlns:w15="http://schemas.microsoft.com/office/word/2012/wordml" mc:Ignorable="w14 wp14 w15">
   <w:p>
     <w:pPr>
+      <w:pStyle w:val="Header"/>
+      <w:rPr/>
+    </w:pPr>
+    <w:r>
+      <w:rPr/>
+    </w:r>
+  </w:p>
+</w:hdr>
+</file>
+
+<file path=word/header5.xml><?xml version="1.0" encoding="utf-8"?>
+<w:hdr xmlns:o="urn:schemas-microsoft-com:office:office" xmlns:r="http://schemas.openxmlformats.org/officeDocument/2006/relationships" xmlns:v="urn:schemas-microsoft-com:vml" xmlns:w="http://schemas.openxmlformats.org/wordprocessingml/2006/main" xmlns:w10="urn:schemas-microsoft-com:office:word" xmlns:wp="http://schemas.openxmlformats.org/drawingml/2006/wordprocessingDrawing" xmlns:pic="http://schemas.openxmlformats.org/drawingml/2006/picture" xmlns:wps="http://schemas.microsoft.com/office/word/2010/wordprocessingShape" xmlns:wpg="http://schemas.microsoft.com/office/word/2010/wordprocessingGroup" xmlns:mc="http://schemas.openxmlformats.org/markup-compatibility/2006" xmlns:wp14="http://schemas.microsoft.com/office/word/2010/wordprocessingDrawing" xmlns:w14="http://schemas.microsoft.com/office/word/2010/wordml" xmlns:w15="http://schemas.microsoft.com/office/word/2012/wordml" mc:Ignorable="w14 wp14 w15">
+  <w:p>
+    <w:pPr>
       <w:pStyle w:val="normal1"/>
-      <w:pBdr/>
       <w:tabs>
         <w:tab w:val="clear" w:pos="720"/>
         <w:tab w:val="center" w:pos="4513" w:leader="none"/>
@@ -3301,7 +3330,7 @@
     </w:r>
     <w:r>
       <w:rPr/>
-      <w:t>3</w:t>
+      <w:t>4</w:t>
     </w:r>
     <w:r>
       <w:rPr/>
@@ -3320,7 +3349,6 @@
   <w:p>
     <w:pPr>
       <w:pStyle w:val="normal1"/>
-      <w:pBdr/>
       <w:tabs>
         <w:tab w:val="clear" w:pos="720"/>
         <w:tab w:val="center" w:pos="4513" w:leader="none"/>
@@ -3339,9 +3367,77 @@
 </w:hdr>
 </file>
 
-<file path=word/header5.xml><?xml version="1.0" encoding="utf-8"?>
+<file path=word/header6.xml><?xml version="1.0" encoding="utf-8"?>
 <w:hdr xmlns:o="urn:schemas-microsoft-com:office:office" xmlns:r="http://schemas.openxmlformats.org/officeDocument/2006/relationships" xmlns:v="urn:schemas-microsoft-com:vml" xmlns:w="http://schemas.openxmlformats.org/wordprocessingml/2006/main" xmlns:w10="urn:schemas-microsoft-com:office:word" xmlns:wp="http://schemas.openxmlformats.org/drawingml/2006/wordprocessingDrawing" xmlns:pic="http://schemas.openxmlformats.org/drawingml/2006/picture" xmlns:wps="http://schemas.microsoft.com/office/word/2010/wordprocessingShape" xmlns:wpg="http://schemas.microsoft.com/office/word/2010/wordprocessingGroup" xmlns:mc="http://schemas.openxmlformats.org/markup-compatibility/2006" xmlns:wp14="http://schemas.microsoft.com/office/word/2010/wordprocessingDrawing" xmlns:w14="http://schemas.microsoft.com/office/word/2010/wordml" xmlns:w15="http://schemas.microsoft.com/office/word/2012/wordml" mc:Ignorable="w14 wp14 w15">
-  <w:p/>
+  <w:p>
+    <w:pPr>
+      <w:pStyle w:val="normal1"/>
+      <w:tabs>
+        <w:tab w:val="clear" w:pos="720"/>
+        <w:tab w:val="center" w:pos="4513" w:leader="none"/>
+        <w:tab w:val="right" w:pos="9026" w:leader="none"/>
+      </w:tabs>
+      <w:jc w:val="center"/>
+      <w:rPr>
+        <w:color w:val="000000"/>
+      </w:rPr>
+    </w:pPr>
+    <w:r>
+      <w:rPr>
+        <w:rFonts w:eastAsia="Bookman Old Style" w:cs="Bookman Old Style" w:ascii="Bookman Old Style" w:hAnsi="Bookman Old Style"/>
+        <w:sz w:val="22"/>
+        <w:szCs w:val="22"/>
+      </w:rPr>
+      <w:t>-</w:t>
+    </w:r>
+    <w:r>
+      <w:rPr/>
+      <w:fldChar w:fldCharType="begin"/>
+    </w:r>
+    <w:r>
+      <w:rPr/>
+      <w:instrText xml:space="preserve"> PAGE </w:instrText>
+    </w:r>
+    <w:r>
+      <w:rPr/>
+      <w:fldChar w:fldCharType="separate"/>
+    </w:r>
+    <w:r>
+      <w:rPr/>
+      <w:t>4</w:t>
+    </w:r>
+    <w:r>
+      <w:rPr/>
+      <w:fldChar w:fldCharType="end"/>
+    </w:r>
+    <w:r>
+      <w:rPr>
+        <w:rFonts w:eastAsia="Bookman Old Style" w:cs="Bookman Old Style" w:ascii="Bookman Old Style" w:hAnsi="Bookman Old Style"/>
+        <w:color w:val="000000"/>
+        <w:sz w:val="22"/>
+        <w:szCs w:val="22"/>
+      </w:rPr>
+      <w:t>-</w:t>
+    </w:r>
+  </w:p>
+  <w:p>
+    <w:pPr>
+      <w:pStyle w:val="normal1"/>
+      <w:tabs>
+        <w:tab w:val="clear" w:pos="720"/>
+        <w:tab w:val="center" w:pos="4513" w:leader="none"/>
+        <w:tab w:val="right" w:pos="9026" w:leader="none"/>
+      </w:tabs>
+      <w:rPr>
+        <w:color w:val="000000"/>
+      </w:rPr>
+    </w:pPr>
+    <w:r>
+      <w:rPr>
+        <w:color w:val="000000"/>
+      </w:rPr>
+    </w:r>
+  </w:p>
 </w:hdr>
 </file>
 
@@ -3736,6 +3832,7 @@
     <w:qFormat/>
     <w:pPr>
       <w:widowControl w:val="false"/>
+      <w:suppressAutoHyphens w:val="true"/>
       <w:bidi w:val="0"/>
       <w:spacing w:before="0" w:after="0"/>
       <w:jc w:val="start"/>
@@ -3912,6 +4009,7 @@
     <w:qFormat/>
     <w:pPr>
       <w:widowControl w:val="false"/>
+      <w:suppressAutoHyphens w:val="true"/>
       <w:bidi w:val="0"/>
       <w:spacing w:before="0" w:after="0"/>
       <w:jc w:val="start"/>

--- a/static/templates-se2026/bapp_termin1_pml_se2026.docx
+++ b/static/templates-se2026/bapp_termin1_pml_se2026.docx
@@ -564,7 +564,17 @@
           <w:sz w:val="24"/>
           <w:szCs w:val="24"/>
         </w:rPr>
-        <w:t>PIHAK KEDUA telah melaksanakan  pekerjaan Pemeriksaan Pendataan Lapangan  Sensus Ekonomi 2026 pada Badan Pusat Statistik Kabupaten/Kota Dompu berdasarkan Perjanjian Kerja Nomor: ${nomor_spk}, sesuai dengan target pekerjaan termin I yang ditetapkan sebesar ${target_sls} SLS/Sub-SLS.</w:t>
+        <w:t xml:space="preserve">PIHAK KEDUA </w:t>
+      </w:r>
+      <w:r>
+        <w:rPr>
+          <w:rFonts w:eastAsia="Bookman Old Style" w:cs="Bookman Old Style" w:ascii="Bookman Old Style" w:hAnsi="Bookman Old Style"/>
+          <w:b w:val="false"/>
+          <w:bCs w:val="false"/>
+          <w:sz w:val="24"/>
+          <w:szCs w:val="24"/>
+        </w:rPr>
+        <w:t>telah melaksanakan  pekerjaan Pemeriksaan Pendataan Lapangan  Sensus Ekonomi 2026 pada Badan Pusat Statistik Kabupaten/Kota Dompu berdasarkan Perjanjian Kerja Nomor: ${nomor_spk}, sesuai dengan target pekerjaan termin I yang ditetapkan sebesar ${target_sls} SLS/Sub-SLS.</w:t>
       </w:r>
     </w:p>
     <w:p>
